--- a/INFORME_TALLER_1_CLAUDIOS.docx
+++ b/INFORME_TALLER_1_CLAUDIOS.docx
@@ -667,7 +667,7 @@
       <w:pPr>
         <w:pStyle w:val="Ttulo1"/>
       </w:pPr>
-      <w:bookmarkStart w:id="0" w:name="_Toc238047510"/>
+      <w:bookmarkStart w:id="0" w:name="_Toc238202259"/>
       <w:r>
         <w:lastRenderedPageBreak/>
         <w:t>Índice</w:t>
@@ -686,7 +686,7 @@
           <w:kern w:val="2"/>
           <w:sz w:val="24"/>
           <w:szCs w:val="24"/>
-          <w:lang w:val="es-ES" w:eastAsia="es-ES"/>
+          <w:lang w:val="es-PE" w:eastAsia="es-PE"/>
           <w14:ligatures w14:val="standardContextual"/>
         </w:rPr>
       </w:pPr>
@@ -699,7 +699,7 @@
       <w:r>
         <w:fldChar w:fldCharType="separate"/>
       </w:r>
-      <w:hyperlink w:anchor="_Toc238047510" w:history="1">
+      <w:hyperlink w:anchor="_Toc238202259" w:history="1">
         <w:r>
           <w:rPr>
             <w:rStyle w:val="Hipervnculo"/>
@@ -726,7 +726,7 @@
             <w:noProof/>
             <w:webHidden/>
           </w:rPr>
-          <w:instrText xml:space="preserve"> PAGEREF _Toc238047510 \h </w:instrText>
+          <w:instrText xml:space="preserve"> PAGEREF _Toc238202259 \h </w:instrText>
         </w:r>
         <w:r>
           <w:rPr>
@@ -769,11 +769,11 @@
           <w:kern w:val="2"/>
           <w:sz w:val="24"/>
           <w:szCs w:val="24"/>
-          <w:lang w:val="es-ES" w:eastAsia="es-ES"/>
+          <w:lang w:val="es-PE" w:eastAsia="es-PE"/>
           <w14:ligatures w14:val="standardContextual"/>
         </w:rPr>
       </w:pPr>
-      <w:hyperlink w:anchor="_Toc238047511" w:history="1">
+      <w:hyperlink w:anchor="_Toc238202260" w:history="1">
         <w:r>
           <w:rPr>
             <w:rStyle w:val="Hipervnculo"/>
@@ -800,7 +800,7 @@
             <w:noProof/>
             <w:webHidden/>
           </w:rPr>
-          <w:instrText xml:space="preserve"> PAGEREF _Toc238047511 \h </w:instrText>
+          <w:instrText xml:space="preserve"> PAGEREF _Toc238202260 \h </w:instrText>
         </w:r>
         <w:r>
           <w:rPr>
@@ -843,11 +843,11 @@
           <w:kern w:val="2"/>
           <w:sz w:val="24"/>
           <w:szCs w:val="24"/>
-          <w:lang w:val="es-ES" w:eastAsia="es-ES"/>
+          <w:lang w:val="es-PE" w:eastAsia="es-PE"/>
           <w14:ligatures w14:val="standardContextual"/>
         </w:rPr>
       </w:pPr>
-      <w:hyperlink w:anchor="_Toc238047512" w:history="1">
+      <w:hyperlink w:anchor="_Toc238202261" w:history="1">
         <w:r>
           <w:rPr>
             <w:rStyle w:val="Hipervnculo"/>
@@ -874,7 +874,7 @@
             <w:noProof/>
             <w:webHidden/>
           </w:rPr>
-          <w:instrText xml:space="preserve"> PAGEREF _Toc238047512 \h </w:instrText>
+          <w:instrText xml:space="preserve"> PAGEREF _Toc238202261 \h </w:instrText>
         </w:r>
         <w:r>
           <w:rPr>
@@ -917,11 +917,11 @@
           <w:kern w:val="2"/>
           <w:sz w:val="24"/>
           <w:szCs w:val="24"/>
-          <w:lang w:val="es-ES" w:eastAsia="es-ES"/>
+          <w:lang w:val="es-PE" w:eastAsia="es-PE"/>
           <w14:ligatures w14:val="standardContextual"/>
         </w:rPr>
       </w:pPr>
-      <w:hyperlink w:anchor="_Toc238047513" w:history="1">
+      <w:hyperlink w:anchor="_Toc238202262" w:history="1">
         <w:r>
           <w:rPr>
             <w:rStyle w:val="Hipervnculo"/>
@@ -948,7 +948,7 @@
             <w:noProof/>
             <w:webHidden/>
           </w:rPr>
-          <w:instrText xml:space="preserve"> PAGEREF _Toc238047513 \h </w:instrText>
+          <w:instrText xml:space="preserve"> PAGEREF _Toc238202262 \h </w:instrText>
         </w:r>
         <w:r>
           <w:rPr>
@@ -991,11 +991,11 @@
           <w:kern w:val="2"/>
           <w:sz w:val="24"/>
           <w:szCs w:val="24"/>
-          <w:lang w:val="es-ES" w:eastAsia="es-ES"/>
+          <w:lang w:val="es-PE" w:eastAsia="es-PE"/>
           <w14:ligatures w14:val="standardContextual"/>
         </w:rPr>
       </w:pPr>
-      <w:hyperlink w:anchor="_Toc238047514" w:history="1">
+      <w:hyperlink w:anchor="_Toc238202263" w:history="1">
         <w:r>
           <w:rPr>
             <w:rStyle w:val="Hipervnculo"/>
@@ -1022,7 +1022,7 @@
             <w:noProof/>
             <w:webHidden/>
           </w:rPr>
-          <w:instrText xml:space="preserve"> PAGEREF _Toc238047514 \h </w:instrText>
+          <w:instrText xml:space="preserve"> PAGEREF _Toc238202263 \h </w:instrText>
         </w:r>
         <w:r>
           <w:rPr>
@@ -1065,11 +1065,11 @@
           <w:kern w:val="2"/>
           <w:sz w:val="24"/>
           <w:szCs w:val="24"/>
-          <w:lang w:val="es-ES" w:eastAsia="es-ES"/>
+          <w:lang w:val="es-PE" w:eastAsia="es-PE"/>
           <w14:ligatures w14:val="standardContextual"/>
         </w:rPr>
       </w:pPr>
-      <w:hyperlink w:anchor="_Toc238047515" w:history="1">
+      <w:hyperlink w:anchor="_Toc238202264" w:history="1">
         <w:r>
           <w:rPr>
             <w:rStyle w:val="Hipervnculo"/>
@@ -1096,7 +1096,7 @@
             <w:noProof/>
             <w:webHidden/>
           </w:rPr>
-          <w:instrText xml:space="preserve"> PAGEREF _Toc238047515 \h </w:instrText>
+          <w:instrText xml:space="preserve"> PAGEREF _Toc238202264 \h </w:instrText>
         </w:r>
         <w:r>
           <w:rPr>
@@ -1139,11 +1139,11 @@
           <w:kern w:val="2"/>
           <w:sz w:val="24"/>
           <w:szCs w:val="24"/>
-          <w:lang w:val="es-ES" w:eastAsia="es-ES"/>
+          <w:lang w:val="es-PE" w:eastAsia="es-PE"/>
           <w14:ligatures w14:val="standardContextual"/>
         </w:rPr>
       </w:pPr>
-      <w:hyperlink w:anchor="_Toc238047516" w:history="1">
+      <w:hyperlink w:anchor="_Toc238202265" w:history="1">
         <w:r>
           <w:rPr>
             <w:rStyle w:val="Hipervnculo"/>
@@ -1170,155 +1170,7 @@
             <w:noProof/>
             <w:webHidden/>
           </w:rPr>
-          <w:instrText xml:space="preserve"> PAGEREF _Toc238047516 \h </w:instrText>
-        </w:r>
-        <w:r>
-          <w:rPr>
-            <w:noProof/>
-            <w:webHidden/>
-          </w:rPr>
-        </w:r>
-        <w:r>
-          <w:rPr>
-            <w:noProof/>
-            <w:webHidden/>
-          </w:rPr>
-          <w:fldChar w:fldCharType="separate"/>
-        </w:r>
-        <w:r>
-          <w:rPr>
-            <w:noProof/>
-            <w:webHidden/>
-          </w:rPr>
-          <w:t>4</w:t>
-        </w:r>
-        <w:r>
-          <w:rPr>
-            <w:noProof/>
-            <w:webHidden/>
-          </w:rPr>
-          <w:fldChar w:fldCharType="end"/>
-        </w:r>
-      </w:hyperlink>
-    </w:p>
-    <w:p>
-      <w:pPr>
-        <w:pStyle w:val="TDC2"/>
-        <w:tabs>
-          <w:tab w:val="right" w:leader="dot" w:pos="9396"/>
-        </w:tabs>
-        <w:rPr>
-          <w:rFonts w:asciiTheme="minorHAnsi" w:hAnsiTheme="minorHAnsi"/>
-          <w:noProof/>
-          <w:kern w:val="2"/>
-          <w:sz w:val="24"/>
-          <w:szCs w:val="24"/>
-          <w:lang w:val="es-ES" w:eastAsia="es-ES"/>
-          <w14:ligatures w14:val="standardContextual"/>
-        </w:rPr>
-      </w:pPr>
-      <w:hyperlink w:anchor="_Toc238047517" w:history="1">
-        <w:r>
-          <w:rPr>
-            <w:rStyle w:val="Hipervnculo"/>
-            <w:noProof/>
-          </w:rPr>
-          <w:t>2.3. Fase C: aplicativo</w:t>
-        </w:r>
-        <w:r>
-          <w:rPr>
-            <w:noProof/>
-            <w:webHidden/>
-          </w:rPr>
-          <w:tab/>
-        </w:r>
-        <w:r>
-          <w:rPr>
-            <w:noProof/>
-            <w:webHidden/>
-          </w:rPr>
-          <w:fldChar w:fldCharType="begin"/>
-        </w:r>
-        <w:r>
-          <w:rPr>
-            <w:noProof/>
-            <w:webHidden/>
-          </w:rPr>
-          <w:instrText xml:space="preserve"> PAGEREF _Toc238047517 \h </w:instrText>
-        </w:r>
-        <w:r>
-          <w:rPr>
-            <w:noProof/>
-            <w:webHidden/>
-          </w:rPr>
-        </w:r>
-        <w:r>
-          <w:rPr>
-            <w:noProof/>
-            <w:webHidden/>
-          </w:rPr>
-          <w:fldChar w:fldCharType="separate"/>
-        </w:r>
-        <w:r>
-          <w:rPr>
-            <w:noProof/>
-            <w:webHidden/>
-          </w:rPr>
-          <w:t>4</w:t>
-        </w:r>
-        <w:r>
-          <w:rPr>
-            <w:noProof/>
-            <w:webHidden/>
-          </w:rPr>
-          <w:fldChar w:fldCharType="end"/>
-        </w:r>
-      </w:hyperlink>
-    </w:p>
-    <w:p>
-      <w:pPr>
-        <w:pStyle w:val="TDC1"/>
-        <w:tabs>
-          <w:tab w:val="right" w:leader="dot" w:pos="9396"/>
-        </w:tabs>
-        <w:rPr>
-          <w:rFonts w:asciiTheme="minorHAnsi" w:hAnsiTheme="minorHAnsi"/>
-          <w:noProof/>
-          <w:kern w:val="2"/>
-          <w:sz w:val="24"/>
-          <w:szCs w:val="24"/>
-          <w:lang w:val="es-ES" w:eastAsia="es-ES"/>
-          <w14:ligatures w14:val="standardContextual"/>
-        </w:rPr>
-      </w:pPr>
-      <w:hyperlink w:anchor="_Toc238047518" w:history="1">
-        <w:r>
-          <w:rPr>
-            <w:rStyle w:val="Hipervnculo"/>
-            <w:noProof/>
-          </w:rPr>
-          <w:t>3. Caso 2 — Wine Quality: calidad del vino tinto</w:t>
-        </w:r>
-        <w:r>
-          <w:rPr>
-            <w:noProof/>
-            <w:webHidden/>
-          </w:rPr>
-          <w:tab/>
-        </w:r>
-        <w:r>
-          <w:rPr>
-            <w:noProof/>
-            <w:webHidden/>
-          </w:rPr>
-          <w:fldChar w:fldCharType="begin"/>
-        </w:r>
-        <w:r>
-          <w:rPr>
-            <w:noProof/>
-            <w:webHidden/>
-          </w:rPr>
-          <w:instrText xml:space="preserve"> PAGEREF _Toc238047518 \h </w:instrText>
+          <w:instrText xml:space="preserve"> PAGEREF _Toc238202265 \h </w:instrText>
         </w:r>
         <w:r>
           <w:rPr>
@@ -1361,17 +1213,17 @@
           <w:kern w:val="2"/>
           <w:sz w:val="24"/>
           <w:szCs w:val="24"/>
-          <w:lang w:val="es-ES" w:eastAsia="es-ES"/>
+          <w:lang w:val="es-PE" w:eastAsia="es-PE"/>
           <w14:ligatures w14:val="standardContextual"/>
         </w:rPr>
       </w:pPr>
-      <w:hyperlink w:anchor="_Toc238047519" w:history="1">
+      <w:hyperlink w:anchor="_Toc238202266" w:history="1">
         <w:r>
           <w:rPr>
             <w:rStyle w:val="Hipervnculo"/>
             <w:noProof/>
           </w:rPr>
-          <w:t>3.1. Fase A: análisis exploratorio y preprocesamiento</w:t>
+          <w:t>2.3. Fase C: aplicativo</w:t>
         </w:r>
         <w:r>
           <w:rPr>
@@ -1392,7 +1244,7 @@
             <w:noProof/>
             <w:webHidden/>
           </w:rPr>
-          <w:instrText xml:space="preserve"> PAGEREF _Toc238047519 \h </w:instrText>
+          <w:instrText xml:space="preserve"> PAGEREF _Toc238202266 \h </w:instrText>
         </w:r>
         <w:r>
           <w:rPr>
@@ -1425,6 +1277,80 @@
     </w:p>
     <w:p>
       <w:pPr>
+        <w:pStyle w:val="TDC1"/>
+        <w:tabs>
+          <w:tab w:val="right" w:leader="dot" w:pos="9396"/>
+        </w:tabs>
+        <w:rPr>
+          <w:rFonts w:asciiTheme="minorHAnsi" w:hAnsiTheme="minorHAnsi"/>
+          <w:noProof/>
+          <w:kern w:val="2"/>
+          <w:sz w:val="24"/>
+          <w:szCs w:val="24"/>
+          <w:lang w:val="es-PE" w:eastAsia="es-PE"/>
+          <w14:ligatures w14:val="standardContextual"/>
+        </w:rPr>
+      </w:pPr>
+      <w:hyperlink w:anchor="_Toc238202267" w:history="1">
+        <w:r>
+          <w:rPr>
+            <w:rStyle w:val="Hipervnculo"/>
+            <w:noProof/>
+          </w:rPr>
+          <w:t>3. Caso 2 — Wine Quality: calidad del vino tinto</w:t>
+        </w:r>
+        <w:r>
+          <w:rPr>
+            <w:noProof/>
+            <w:webHidden/>
+          </w:rPr>
+          <w:tab/>
+        </w:r>
+        <w:r>
+          <w:rPr>
+            <w:noProof/>
+            <w:webHidden/>
+          </w:rPr>
+          <w:fldChar w:fldCharType="begin"/>
+        </w:r>
+        <w:r>
+          <w:rPr>
+            <w:noProof/>
+            <w:webHidden/>
+          </w:rPr>
+          <w:instrText xml:space="preserve"> PAGEREF _Toc238202267 \h </w:instrText>
+        </w:r>
+        <w:r>
+          <w:rPr>
+            <w:noProof/>
+            <w:webHidden/>
+          </w:rPr>
+        </w:r>
+        <w:r>
+          <w:rPr>
+            <w:noProof/>
+            <w:webHidden/>
+          </w:rPr>
+          <w:fldChar w:fldCharType="separate"/>
+        </w:r>
+        <w:r>
+          <w:rPr>
+            <w:noProof/>
+            <w:webHidden/>
+          </w:rPr>
+          <w:t>7</w:t>
+        </w:r>
+        <w:r>
+          <w:rPr>
+            <w:noProof/>
+            <w:webHidden/>
+          </w:rPr>
+          <w:fldChar w:fldCharType="end"/>
+        </w:r>
+      </w:hyperlink>
+    </w:p>
+    <w:p>
+      <w:pPr>
         <w:pStyle w:val="TDC2"/>
         <w:tabs>
           <w:tab w:val="right" w:leader="dot" w:pos="9396"/>
@@ -1435,11 +1361,85 @@
           <w:kern w:val="2"/>
           <w:sz w:val="24"/>
           <w:szCs w:val="24"/>
-          <w:lang w:val="es-ES" w:eastAsia="es-ES"/>
+          <w:lang w:val="es-PE" w:eastAsia="es-PE"/>
           <w14:ligatures w14:val="standardContextual"/>
         </w:rPr>
       </w:pPr>
-      <w:hyperlink w:anchor="_Toc238047520" w:history="1">
+      <w:hyperlink w:anchor="_Toc238202268" w:history="1">
+        <w:r>
+          <w:rPr>
+            <w:rStyle w:val="Hipervnculo"/>
+            <w:noProof/>
+          </w:rPr>
+          <w:t>3.1. Fase A: análisis exploratorio y preprocesamiento</w:t>
+        </w:r>
+        <w:r>
+          <w:rPr>
+            <w:noProof/>
+            <w:webHidden/>
+          </w:rPr>
+          <w:tab/>
+        </w:r>
+        <w:r>
+          <w:rPr>
+            <w:noProof/>
+            <w:webHidden/>
+          </w:rPr>
+          <w:fldChar w:fldCharType="begin"/>
+        </w:r>
+        <w:r>
+          <w:rPr>
+            <w:noProof/>
+            <w:webHidden/>
+          </w:rPr>
+          <w:instrText xml:space="preserve"> PAGEREF _Toc238202268 \h </w:instrText>
+        </w:r>
+        <w:r>
+          <w:rPr>
+            <w:noProof/>
+            <w:webHidden/>
+          </w:rPr>
+        </w:r>
+        <w:r>
+          <w:rPr>
+            <w:noProof/>
+            <w:webHidden/>
+          </w:rPr>
+          <w:fldChar w:fldCharType="separate"/>
+        </w:r>
+        <w:r>
+          <w:rPr>
+            <w:noProof/>
+            <w:webHidden/>
+          </w:rPr>
+          <w:t>7</w:t>
+        </w:r>
+        <w:r>
+          <w:rPr>
+            <w:noProof/>
+            <w:webHidden/>
+          </w:rPr>
+          <w:fldChar w:fldCharType="end"/>
+        </w:r>
+      </w:hyperlink>
+    </w:p>
+    <w:p>
+      <w:pPr>
+        <w:pStyle w:val="TDC2"/>
+        <w:tabs>
+          <w:tab w:val="right" w:leader="dot" w:pos="9396"/>
+        </w:tabs>
+        <w:rPr>
+          <w:rFonts w:asciiTheme="minorHAnsi" w:hAnsiTheme="minorHAnsi"/>
+          <w:noProof/>
+          <w:kern w:val="2"/>
+          <w:sz w:val="24"/>
+          <w:szCs w:val="24"/>
+          <w:lang w:val="es-PE" w:eastAsia="es-PE"/>
+          <w14:ligatures w14:val="standardContextual"/>
+        </w:rPr>
+      </w:pPr>
+      <w:hyperlink w:anchor="_Toc238202269" w:history="1">
         <w:r>
           <w:rPr>
             <w:rStyle w:val="Hipervnculo"/>
@@ -1466,7 +1466,7 @@
             <w:noProof/>
             <w:webHidden/>
           </w:rPr>
-          <w:instrText xml:space="preserve"> PAGEREF _Toc238047520 \h </w:instrText>
+          <w:instrText xml:space="preserve"> PAGEREF _Toc238202269 \h </w:instrText>
         </w:r>
         <w:r>
           <w:rPr>
@@ -1486,7 +1486,7 @@
             <w:noProof/>
             <w:webHidden/>
           </w:rPr>
-          <w:t>5</w:t>
+          <w:t>7</w:t>
         </w:r>
         <w:r>
           <w:rPr>
@@ -1509,11 +1509,11 @@
           <w:kern w:val="2"/>
           <w:sz w:val="24"/>
           <w:szCs w:val="24"/>
-          <w:lang w:val="es-ES" w:eastAsia="es-ES"/>
+          <w:lang w:val="es-PE" w:eastAsia="es-PE"/>
           <w14:ligatures w14:val="standardContextual"/>
         </w:rPr>
       </w:pPr>
-      <w:hyperlink w:anchor="_Toc238047521" w:history="1">
+      <w:hyperlink w:anchor="_Toc238202270" w:history="1">
         <w:r>
           <w:rPr>
             <w:rStyle w:val="Hipervnculo"/>
@@ -1540,377 +1540,7 @@
             <w:noProof/>
             <w:webHidden/>
           </w:rPr>
-          <w:instrText xml:space="preserve"> PAGEREF _Toc238047521 \h </w:instrText>
-        </w:r>
-        <w:r>
-          <w:rPr>
-            <w:noProof/>
-            <w:webHidden/>
-          </w:rPr>
-        </w:r>
-        <w:r>
-          <w:rPr>
-            <w:noProof/>
-            <w:webHidden/>
-          </w:rPr>
-          <w:fldChar w:fldCharType="separate"/>
-        </w:r>
-        <w:r>
-          <w:rPr>
-            <w:noProof/>
-            <w:webHidden/>
-          </w:rPr>
-          <w:t>5</w:t>
-        </w:r>
-        <w:r>
-          <w:rPr>
-            <w:noProof/>
-            <w:webHidden/>
-          </w:rPr>
-          <w:fldChar w:fldCharType="end"/>
-        </w:r>
-      </w:hyperlink>
-    </w:p>
-    <w:p>
-      <w:pPr>
-        <w:pStyle w:val="TDC1"/>
-        <w:tabs>
-          <w:tab w:val="right" w:leader="dot" w:pos="9396"/>
-        </w:tabs>
-        <w:rPr>
-          <w:rFonts w:asciiTheme="minorHAnsi" w:hAnsiTheme="minorHAnsi"/>
-          <w:noProof/>
-          <w:kern w:val="2"/>
-          <w:sz w:val="24"/>
-          <w:szCs w:val="24"/>
-          <w:lang w:val="es-ES" w:eastAsia="es-ES"/>
-          <w14:ligatures w14:val="standardContextual"/>
-        </w:rPr>
-      </w:pPr>
-      <w:hyperlink w:anchor="_Toc238047522" w:history="1">
-        <w:r>
-          <w:rPr>
-            <w:rStyle w:val="Hipervnculo"/>
-            <w:noProof/>
-          </w:rPr>
-          <w:t>4. Caso 3 — Diabetes: progresión de la enfermedad</w:t>
-        </w:r>
-        <w:r>
-          <w:rPr>
-            <w:noProof/>
-            <w:webHidden/>
-          </w:rPr>
-          <w:tab/>
-        </w:r>
-        <w:r>
-          <w:rPr>
-            <w:noProof/>
-            <w:webHidden/>
-          </w:rPr>
-          <w:fldChar w:fldCharType="begin"/>
-        </w:r>
-        <w:r>
-          <w:rPr>
-            <w:noProof/>
-            <w:webHidden/>
-          </w:rPr>
-          <w:instrText xml:space="preserve"> PAGEREF _Toc238047522 \h </w:instrText>
-        </w:r>
-        <w:r>
-          <w:rPr>
-            <w:noProof/>
-            <w:webHidden/>
-          </w:rPr>
-        </w:r>
-        <w:r>
-          <w:rPr>
-            <w:noProof/>
-            <w:webHidden/>
-          </w:rPr>
-          <w:fldChar w:fldCharType="separate"/>
-        </w:r>
-        <w:r>
-          <w:rPr>
-            <w:noProof/>
-            <w:webHidden/>
-          </w:rPr>
-          <w:t>6</w:t>
-        </w:r>
-        <w:r>
-          <w:rPr>
-            <w:noProof/>
-            <w:webHidden/>
-          </w:rPr>
-          <w:fldChar w:fldCharType="end"/>
-        </w:r>
-      </w:hyperlink>
-    </w:p>
-    <w:p>
-      <w:pPr>
-        <w:pStyle w:val="TDC2"/>
-        <w:tabs>
-          <w:tab w:val="right" w:leader="dot" w:pos="9396"/>
-        </w:tabs>
-        <w:rPr>
-          <w:rFonts w:asciiTheme="minorHAnsi" w:hAnsiTheme="minorHAnsi"/>
-          <w:noProof/>
-          <w:kern w:val="2"/>
-          <w:sz w:val="24"/>
-          <w:szCs w:val="24"/>
-          <w:lang w:val="es-ES" w:eastAsia="es-ES"/>
-          <w14:ligatures w14:val="standardContextual"/>
-        </w:rPr>
-      </w:pPr>
-      <w:hyperlink w:anchor="_Toc238047523" w:history="1">
-        <w:r>
-          <w:rPr>
-            <w:rStyle w:val="Hipervnculo"/>
-            <w:noProof/>
-          </w:rPr>
-          <w:t>4.1. Fase A: análisis exploratorio y preprocesamiento</w:t>
-        </w:r>
-        <w:r>
-          <w:rPr>
-            <w:noProof/>
-            <w:webHidden/>
-          </w:rPr>
-          <w:tab/>
-        </w:r>
-        <w:r>
-          <w:rPr>
-            <w:noProof/>
-            <w:webHidden/>
-          </w:rPr>
-          <w:fldChar w:fldCharType="begin"/>
-        </w:r>
-        <w:r>
-          <w:rPr>
-            <w:noProof/>
-            <w:webHidden/>
-          </w:rPr>
-          <w:instrText xml:space="preserve"> PAGEREF _Toc238047523 \h </w:instrText>
-        </w:r>
-        <w:r>
-          <w:rPr>
-            <w:noProof/>
-            <w:webHidden/>
-          </w:rPr>
-        </w:r>
-        <w:r>
-          <w:rPr>
-            <w:noProof/>
-            <w:webHidden/>
-          </w:rPr>
-          <w:fldChar w:fldCharType="separate"/>
-        </w:r>
-        <w:r>
-          <w:rPr>
-            <w:noProof/>
-            <w:webHidden/>
-          </w:rPr>
-          <w:t>6</w:t>
-        </w:r>
-        <w:r>
-          <w:rPr>
-            <w:noProof/>
-            <w:webHidden/>
-          </w:rPr>
-          <w:fldChar w:fldCharType="end"/>
-        </w:r>
-      </w:hyperlink>
-    </w:p>
-    <w:p>
-      <w:pPr>
-        <w:pStyle w:val="TDC2"/>
-        <w:tabs>
-          <w:tab w:val="right" w:leader="dot" w:pos="9396"/>
-        </w:tabs>
-        <w:rPr>
-          <w:rFonts w:asciiTheme="minorHAnsi" w:hAnsiTheme="minorHAnsi"/>
-          <w:noProof/>
-          <w:kern w:val="2"/>
-          <w:sz w:val="24"/>
-          <w:szCs w:val="24"/>
-          <w:lang w:val="es-ES" w:eastAsia="es-ES"/>
-          <w14:ligatures w14:val="standardContextual"/>
-        </w:rPr>
-      </w:pPr>
-      <w:hyperlink w:anchor="_Toc238047524" w:history="1">
-        <w:r>
-          <w:rPr>
-            <w:rStyle w:val="Hipervnculo"/>
-            <w:noProof/>
-          </w:rPr>
-          <w:t>4.2. Fase B: modelamiento y comparativa</w:t>
-        </w:r>
-        <w:r>
-          <w:rPr>
-            <w:noProof/>
-            <w:webHidden/>
-          </w:rPr>
-          <w:tab/>
-        </w:r>
-        <w:r>
-          <w:rPr>
-            <w:noProof/>
-            <w:webHidden/>
-          </w:rPr>
-          <w:fldChar w:fldCharType="begin"/>
-        </w:r>
-        <w:r>
-          <w:rPr>
-            <w:noProof/>
-            <w:webHidden/>
-          </w:rPr>
-          <w:instrText xml:space="preserve"> PAGEREF _Toc238047524 \h </w:instrText>
-        </w:r>
-        <w:r>
-          <w:rPr>
-            <w:noProof/>
-            <w:webHidden/>
-          </w:rPr>
-        </w:r>
-        <w:r>
-          <w:rPr>
-            <w:noProof/>
-            <w:webHidden/>
-          </w:rPr>
-          <w:fldChar w:fldCharType="separate"/>
-        </w:r>
-        <w:r>
-          <w:rPr>
-            <w:noProof/>
-            <w:webHidden/>
-          </w:rPr>
-          <w:t>6</w:t>
-        </w:r>
-        <w:r>
-          <w:rPr>
-            <w:noProof/>
-            <w:webHidden/>
-          </w:rPr>
-          <w:fldChar w:fldCharType="end"/>
-        </w:r>
-      </w:hyperlink>
-    </w:p>
-    <w:p>
-      <w:pPr>
-        <w:pStyle w:val="TDC2"/>
-        <w:tabs>
-          <w:tab w:val="right" w:leader="dot" w:pos="9396"/>
-        </w:tabs>
-        <w:rPr>
-          <w:rFonts w:asciiTheme="minorHAnsi" w:hAnsiTheme="minorHAnsi"/>
-          <w:noProof/>
-          <w:kern w:val="2"/>
-          <w:sz w:val="24"/>
-          <w:szCs w:val="24"/>
-          <w:lang w:val="es-ES" w:eastAsia="es-ES"/>
-          <w14:ligatures w14:val="standardContextual"/>
-        </w:rPr>
-      </w:pPr>
-      <w:hyperlink w:anchor="_Toc238047525" w:history="1">
-        <w:r>
-          <w:rPr>
-            <w:rStyle w:val="Hipervnculo"/>
-            <w:noProof/>
-          </w:rPr>
-          <w:t>4.3. Fase C: aplicativo</w:t>
-        </w:r>
-        <w:r>
-          <w:rPr>
-            <w:noProof/>
-            <w:webHidden/>
-          </w:rPr>
-          <w:tab/>
-        </w:r>
-        <w:r>
-          <w:rPr>
-            <w:noProof/>
-            <w:webHidden/>
-          </w:rPr>
-          <w:fldChar w:fldCharType="begin"/>
-        </w:r>
-        <w:r>
-          <w:rPr>
-            <w:noProof/>
-            <w:webHidden/>
-          </w:rPr>
-          <w:instrText xml:space="preserve"> PAGEREF _Toc238047525 \h </w:instrText>
-        </w:r>
-        <w:r>
-          <w:rPr>
-            <w:noProof/>
-            <w:webHidden/>
-          </w:rPr>
-        </w:r>
-        <w:r>
-          <w:rPr>
-            <w:noProof/>
-            <w:webHidden/>
-          </w:rPr>
-          <w:fldChar w:fldCharType="separate"/>
-        </w:r>
-        <w:r>
-          <w:rPr>
-            <w:noProof/>
-            <w:webHidden/>
-          </w:rPr>
-          <w:t>6</w:t>
-        </w:r>
-        <w:r>
-          <w:rPr>
-            <w:noProof/>
-            <w:webHidden/>
-          </w:rPr>
-          <w:fldChar w:fldCharType="end"/>
-        </w:r>
-      </w:hyperlink>
-    </w:p>
-    <w:p>
-      <w:pPr>
-        <w:pStyle w:val="TDC1"/>
-        <w:tabs>
-          <w:tab w:val="right" w:leader="dot" w:pos="9396"/>
-        </w:tabs>
-        <w:rPr>
-          <w:rFonts w:asciiTheme="minorHAnsi" w:hAnsiTheme="minorHAnsi"/>
-          <w:noProof/>
-          <w:kern w:val="2"/>
-          <w:sz w:val="24"/>
-          <w:szCs w:val="24"/>
-          <w:lang w:val="es-ES" w:eastAsia="es-ES"/>
-          <w14:ligatures w14:val="standardContextual"/>
-        </w:rPr>
-      </w:pPr>
-      <w:hyperlink w:anchor="_Toc238047526" w:history="1">
-        <w:r>
-          <w:rPr>
-            <w:rStyle w:val="Hipervnculo"/>
-            <w:noProof/>
-          </w:rPr>
-          <w:t>5. Aplicativo web multi-caso y despliegue</w:t>
-        </w:r>
-        <w:r>
-          <w:rPr>
-            <w:noProof/>
-            <w:webHidden/>
-          </w:rPr>
-          <w:tab/>
-        </w:r>
-        <w:r>
-          <w:rPr>
-            <w:noProof/>
-            <w:webHidden/>
-          </w:rPr>
-          <w:fldChar w:fldCharType="begin"/>
-        </w:r>
-        <w:r>
-          <w:rPr>
-            <w:noProof/>
-            <w:webHidden/>
-          </w:rPr>
-          <w:instrText xml:space="preserve"> PAGEREF _Toc238047526 \h </w:instrText>
+          <w:instrText xml:space="preserve"> PAGEREF _Toc238202270 \h </w:instrText>
         </w:r>
         <w:r>
           <w:rPr>
@@ -1943,7 +1573,7 @@
     </w:p>
     <w:p>
       <w:pPr>
-        <w:pStyle w:val="TDC2"/>
+        <w:pStyle w:val="TDC1"/>
         <w:tabs>
           <w:tab w:val="right" w:leader="dot" w:pos="9396"/>
         </w:tabs>
@@ -1953,17 +1583,17 @@
           <w:kern w:val="2"/>
           <w:sz w:val="24"/>
           <w:szCs w:val="24"/>
-          <w:lang w:val="es-ES" w:eastAsia="es-ES"/>
+          <w:lang w:val="es-PE" w:eastAsia="es-PE"/>
           <w14:ligatures w14:val="standardContextual"/>
         </w:rPr>
       </w:pPr>
-      <w:hyperlink w:anchor="_Toc238047527" w:history="1">
+      <w:hyperlink w:anchor="_Toc238202271" w:history="1">
         <w:r>
           <w:rPr>
             <w:rStyle w:val="Hipervnculo"/>
             <w:noProof/>
           </w:rPr>
-          <w:t>5.1. Estructura del repositorio</w:t>
+          <w:t>4. Caso 3 — Diabetes: progresión de la enfermedad</w:t>
         </w:r>
         <w:r>
           <w:rPr>
@@ -1984,81 +1614,7 @@
             <w:noProof/>
             <w:webHidden/>
           </w:rPr>
-          <w:instrText xml:space="preserve"> PAGEREF _Toc238047527 \h </w:instrText>
-        </w:r>
-        <w:r>
-          <w:rPr>
-            <w:noProof/>
-            <w:webHidden/>
-          </w:rPr>
-        </w:r>
-        <w:r>
-          <w:rPr>
-            <w:noProof/>
-            <w:webHidden/>
-          </w:rPr>
-          <w:fldChar w:fldCharType="separate"/>
-        </w:r>
-        <w:r>
-          <w:rPr>
-            <w:noProof/>
-            <w:webHidden/>
-          </w:rPr>
-          <w:t>8</w:t>
-        </w:r>
-        <w:r>
-          <w:rPr>
-            <w:noProof/>
-            <w:webHidden/>
-          </w:rPr>
-          <w:fldChar w:fldCharType="end"/>
-        </w:r>
-      </w:hyperlink>
-    </w:p>
-    <w:p>
-      <w:pPr>
-        <w:pStyle w:val="TDC1"/>
-        <w:tabs>
-          <w:tab w:val="right" w:leader="dot" w:pos="9396"/>
-        </w:tabs>
-        <w:rPr>
-          <w:rFonts w:asciiTheme="minorHAnsi" w:hAnsiTheme="minorHAnsi"/>
-          <w:noProof/>
-          <w:kern w:val="2"/>
-          <w:sz w:val="24"/>
-          <w:szCs w:val="24"/>
-          <w:lang w:val="es-ES" w:eastAsia="es-ES"/>
-          <w14:ligatures w14:val="standardContextual"/>
-        </w:rPr>
-      </w:pPr>
-      <w:hyperlink w:anchor="_Toc238047528" w:history="1">
-        <w:r>
-          <w:rPr>
-            <w:rStyle w:val="Hipervnculo"/>
-            <w:noProof/>
-          </w:rPr>
-          <w:t>6. Capturas del aplicativo en funcionamiento</w:t>
-        </w:r>
-        <w:r>
-          <w:rPr>
-            <w:noProof/>
-            <w:webHidden/>
-          </w:rPr>
-          <w:tab/>
-        </w:r>
-        <w:r>
-          <w:rPr>
-            <w:noProof/>
-            <w:webHidden/>
-          </w:rPr>
-          <w:fldChar w:fldCharType="begin"/>
-        </w:r>
-        <w:r>
-          <w:rPr>
-            <w:noProof/>
-            <w:webHidden/>
-          </w:rPr>
-          <w:instrText xml:space="preserve"> PAGEREF _Toc238047528 \h </w:instrText>
+          <w:instrText xml:space="preserve"> PAGEREF _Toc238202271 \h </w:instrText>
         </w:r>
         <w:r>
           <w:rPr>
@@ -2091,6 +1647,228 @@
     </w:p>
     <w:p>
       <w:pPr>
+        <w:pStyle w:val="TDC2"/>
+        <w:tabs>
+          <w:tab w:val="right" w:leader="dot" w:pos="9396"/>
+        </w:tabs>
+        <w:rPr>
+          <w:rFonts w:asciiTheme="minorHAnsi" w:hAnsiTheme="minorHAnsi"/>
+          <w:noProof/>
+          <w:kern w:val="2"/>
+          <w:sz w:val="24"/>
+          <w:szCs w:val="24"/>
+          <w:lang w:val="es-PE" w:eastAsia="es-PE"/>
+          <w14:ligatures w14:val="standardContextual"/>
+        </w:rPr>
+      </w:pPr>
+      <w:hyperlink w:anchor="_Toc238202272" w:history="1">
+        <w:r>
+          <w:rPr>
+            <w:rStyle w:val="Hipervnculo"/>
+            <w:noProof/>
+          </w:rPr>
+          <w:t>4.1. Fase A: análisis exploratorio y preprocesamiento</w:t>
+        </w:r>
+        <w:r>
+          <w:rPr>
+            <w:noProof/>
+            <w:webHidden/>
+          </w:rPr>
+          <w:tab/>
+        </w:r>
+        <w:r>
+          <w:rPr>
+            <w:noProof/>
+            <w:webHidden/>
+          </w:rPr>
+          <w:fldChar w:fldCharType="begin"/>
+        </w:r>
+        <w:r>
+          <w:rPr>
+            <w:noProof/>
+            <w:webHidden/>
+          </w:rPr>
+          <w:instrText xml:space="preserve"> PAGEREF _Toc238202272 \h </w:instrText>
+        </w:r>
+        <w:r>
+          <w:rPr>
+            <w:noProof/>
+            <w:webHidden/>
+          </w:rPr>
+        </w:r>
+        <w:r>
+          <w:rPr>
+            <w:noProof/>
+            <w:webHidden/>
+          </w:rPr>
+          <w:fldChar w:fldCharType="separate"/>
+        </w:r>
+        <w:r>
+          <w:rPr>
+            <w:noProof/>
+            <w:webHidden/>
+          </w:rPr>
+          <w:t>9</w:t>
+        </w:r>
+        <w:r>
+          <w:rPr>
+            <w:noProof/>
+            <w:webHidden/>
+          </w:rPr>
+          <w:fldChar w:fldCharType="end"/>
+        </w:r>
+      </w:hyperlink>
+    </w:p>
+    <w:p>
+      <w:pPr>
+        <w:pStyle w:val="TDC2"/>
+        <w:tabs>
+          <w:tab w:val="right" w:leader="dot" w:pos="9396"/>
+        </w:tabs>
+        <w:rPr>
+          <w:rFonts w:asciiTheme="minorHAnsi" w:hAnsiTheme="minorHAnsi"/>
+          <w:noProof/>
+          <w:kern w:val="2"/>
+          <w:sz w:val="24"/>
+          <w:szCs w:val="24"/>
+          <w:lang w:val="es-PE" w:eastAsia="es-PE"/>
+          <w14:ligatures w14:val="standardContextual"/>
+        </w:rPr>
+      </w:pPr>
+      <w:hyperlink w:anchor="_Toc238202273" w:history="1">
+        <w:r>
+          <w:rPr>
+            <w:rStyle w:val="Hipervnculo"/>
+            <w:noProof/>
+          </w:rPr>
+          <w:t>4.2. Fase B: modelamiento y comparativa</w:t>
+        </w:r>
+        <w:r>
+          <w:rPr>
+            <w:noProof/>
+            <w:webHidden/>
+          </w:rPr>
+          <w:tab/>
+        </w:r>
+        <w:r>
+          <w:rPr>
+            <w:noProof/>
+            <w:webHidden/>
+          </w:rPr>
+          <w:fldChar w:fldCharType="begin"/>
+        </w:r>
+        <w:r>
+          <w:rPr>
+            <w:noProof/>
+            <w:webHidden/>
+          </w:rPr>
+          <w:instrText xml:space="preserve"> PAGEREF _Toc238202273 \h </w:instrText>
+        </w:r>
+        <w:r>
+          <w:rPr>
+            <w:noProof/>
+            <w:webHidden/>
+          </w:rPr>
+        </w:r>
+        <w:r>
+          <w:rPr>
+            <w:noProof/>
+            <w:webHidden/>
+          </w:rPr>
+          <w:fldChar w:fldCharType="separate"/>
+        </w:r>
+        <w:r>
+          <w:rPr>
+            <w:noProof/>
+            <w:webHidden/>
+          </w:rPr>
+          <w:t>9</w:t>
+        </w:r>
+        <w:r>
+          <w:rPr>
+            <w:noProof/>
+            <w:webHidden/>
+          </w:rPr>
+          <w:fldChar w:fldCharType="end"/>
+        </w:r>
+      </w:hyperlink>
+    </w:p>
+    <w:p>
+      <w:pPr>
+        <w:pStyle w:val="TDC2"/>
+        <w:tabs>
+          <w:tab w:val="right" w:leader="dot" w:pos="9396"/>
+        </w:tabs>
+        <w:rPr>
+          <w:rFonts w:asciiTheme="minorHAnsi" w:hAnsiTheme="minorHAnsi"/>
+          <w:noProof/>
+          <w:kern w:val="2"/>
+          <w:sz w:val="24"/>
+          <w:szCs w:val="24"/>
+          <w:lang w:val="es-PE" w:eastAsia="es-PE"/>
+          <w14:ligatures w14:val="standardContextual"/>
+        </w:rPr>
+      </w:pPr>
+      <w:hyperlink w:anchor="_Toc238202274" w:history="1">
+        <w:r>
+          <w:rPr>
+            <w:rStyle w:val="Hipervnculo"/>
+            <w:noProof/>
+          </w:rPr>
+          <w:t>4.3. Fase C: aplicativo</w:t>
+        </w:r>
+        <w:r>
+          <w:rPr>
+            <w:noProof/>
+            <w:webHidden/>
+          </w:rPr>
+          <w:tab/>
+        </w:r>
+        <w:r>
+          <w:rPr>
+            <w:noProof/>
+            <w:webHidden/>
+          </w:rPr>
+          <w:fldChar w:fldCharType="begin"/>
+        </w:r>
+        <w:r>
+          <w:rPr>
+            <w:noProof/>
+            <w:webHidden/>
+          </w:rPr>
+          <w:instrText xml:space="preserve"> PAGEREF _Toc238202274 \h </w:instrText>
+        </w:r>
+        <w:r>
+          <w:rPr>
+            <w:noProof/>
+            <w:webHidden/>
+          </w:rPr>
+        </w:r>
+        <w:r>
+          <w:rPr>
+            <w:noProof/>
+            <w:webHidden/>
+          </w:rPr>
+          <w:fldChar w:fldCharType="separate"/>
+        </w:r>
+        <w:r>
+          <w:rPr>
+            <w:noProof/>
+            <w:webHidden/>
+          </w:rPr>
+          <w:t>9</w:t>
+        </w:r>
+        <w:r>
+          <w:rPr>
+            <w:noProof/>
+            <w:webHidden/>
+          </w:rPr>
+          <w:fldChar w:fldCharType="end"/>
+        </w:r>
+      </w:hyperlink>
+    </w:p>
+    <w:p>
+      <w:pPr>
         <w:pStyle w:val="TDC1"/>
         <w:tabs>
           <w:tab w:val="right" w:leader="dot" w:pos="9396"/>
@@ -2101,11 +1879,233 @@
           <w:kern w:val="2"/>
           <w:sz w:val="24"/>
           <w:szCs w:val="24"/>
-          <w:lang w:val="es-ES" w:eastAsia="es-ES"/>
+          <w:lang w:val="es-PE" w:eastAsia="es-PE"/>
           <w14:ligatures w14:val="standardContextual"/>
         </w:rPr>
       </w:pPr>
-      <w:hyperlink w:anchor="_Toc238047529" w:history="1">
+      <w:hyperlink w:anchor="_Toc238202275" w:history="1">
+        <w:r>
+          <w:rPr>
+            <w:rStyle w:val="Hipervnculo"/>
+            <w:noProof/>
+          </w:rPr>
+          <w:t>5. Aplicativo web multi-caso y despliegue</w:t>
+        </w:r>
+        <w:r>
+          <w:rPr>
+            <w:noProof/>
+            <w:webHidden/>
+          </w:rPr>
+          <w:tab/>
+        </w:r>
+        <w:r>
+          <w:rPr>
+            <w:noProof/>
+            <w:webHidden/>
+          </w:rPr>
+          <w:fldChar w:fldCharType="begin"/>
+        </w:r>
+        <w:r>
+          <w:rPr>
+            <w:noProof/>
+            <w:webHidden/>
+          </w:rPr>
+          <w:instrText xml:space="preserve"> PAGEREF _Toc238202275 \h </w:instrText>
+        </w:r>
+        <w:r>
+          <w:rPr>
+            <w:noProof/>
+            <w:webHidden/>
+          </w:rPr>
+        </w:r>
+        <w:r>
+          <w:rPr>
+            <w:noProof/>
+            <w:webHidden/>
+          </w:rPr>
+          <w:fldChar w:fldCharType="separate"/>
+        </w:r>
+        <w:r>
+          <w:rPr>
+            <w:noProof/>
+            <w:webHidden/>
+          </w:rPr>
+          <w:t>11</w:t>
+        </w:r>
+        <w:r>
+          <w:rPr>
+            <w:noProof/>
+            <w:webHidden/>
+          </w:rPr>
+          <w:fldChar w:fldCharType="end"/>
+        </w:r>
+      </w:hyperlink>
+    </w:p>
+    <w:p>
+      <w:pPr>
+        <w:pStyle w:val="TDC2"/>
+        <w:tabs>
+          <w:tab w:val="right" w:leader="dot" w:pos="9396"/>
+        </w:tabs>
+        <w:rPr>
+          <w:rFonts w:asciiTheme="minorHAnsi" w:hAnsiTheme="minorHAnsi"/>
+          <w:noProof/>
+          <w:kern w:val="2"/>
+          <w:sz w:val="24"/>
+          <w:szCs w:val="24"/>
+          <w:lang w:val="es-PE" w:eastAsia="es-PE"/>
+          <w14:ligatures w14:val="standardContextual"/>
+        </w:rPr>
+      </w:pPr>
+      <w:hyperlink w:anchor="_Toc238202276" w:history="1">
+        <w:r>
+          <w:rPr>
+            <w:rStyle w:val="Hipervnculo"/>
+            <w:noProof/>
+          </w:rPr>
+          <w:t>5.1. Estructura del repositorio</w:t>
+        </w:r>
+        <w:r>
+          <w:rPr>
+            <w:noProof/>
+            <w:webHidden/>
+          </w:rPr>
+          <w:tab/>
+        </w:r>
+        <w:r>
+          <w:rPr>
+            <w:noProof/>
+            <w:webHidden/>
+          </w:rPr>
+          <w:fldChar w:fldCharType="begin"/>
+        </w:r>
+        <w:r>
+          <w:rPr>
+            <w:noProof/>
+            <w:webHidden/>
+          </w:rPr>
+          <w:instrText xml:space="preserve"> PAGEREF _Toc238202276 \h </w:instrText>
+        </w:r>
+        <w:r>
+          <w:rPr>
+            <w:noProof/>
+            <w:webHidden/>
+          </w:rPr>
+        </w:r>
+        <w:r>
+          <w:rPr>
+            <w:noProof/>
+            <w:webHidden/>
+          </w:rPr>
+          <w:fldChar w:fldCharType="separate"/>
+        </w:r>
+        <w:r>
+          <w:rPr>
+            <w:noProof/>
+            <w:webHidden/>
+          </w:rPr>
+          <w:t>11</w:t>
+        </w:r>
+        <w:r>
+          <w:rPr>
+            <w:noProof/>
+            <w:webHidden/>
+          </w:rPr>
+          <w:fldChar w:fldCharType="end"/>
+        </w:r>
+      </w:hyperlink>
+    </w:p>
+    <w:p>
+      <w:pPr>
+        <w:pStyle w:val="TDC1"/>
+        <w:tabs>
+          <w:tab w:val="right" w:leader="dot" w:pos="9396"/>
+        </w:tabs>
+        <w:rPr>
+          <w:rFonts w:asciiTheme="minorHAnsi" w:hAnsiTheme="minorHAnsi"/>
+          <w:noProof/>
+          <w:kern w:val="2"/>
+          <w:sz w:val="24"/>
+          <w:szCs w:val="24"/>
+          <w:lang w:val="es-PE" w:eastAsia="es-PE"/>
+          <w14:ligatures w14:val="standardContextual"/>
+        </w:rPr>
+      </w:pPr>
+      <w:hyperlink w:anchor="_Toc238202277" w:history="1">
+        <w:r>
+          <w:rPr>
+            <w:rStyle w:val="Hipervnculo"/>
+            <w:noProof/>
+          </w:rPr>
+          <w:t>6. Capturas del aplicativo en funcionamiento</w:t>
+        </w:r>
+        <w:r>
+          <w:rPr>
+            <w:noProof/>
+            <w:webHidden/>
+          </w:rPr>
+          <w:tab/>
+        </w:r>
+        <w:r>
+          <w:rPr>
+            <w:noProof/>
+            <w:webHidden/>
+          </w:rPr>
+          <w:fldChar w:fldCharType="begin"/>
+        </w:r>
+        <w:r>
+          <w:rPr>
+            <w:noProof/>
+            <w:webHidden/>
+          </w:rPr>
+          <w:instrText xml:space="preserve"> PAGEREF _Toc238202277 \h </w:instrText>
+        </w:r>
+        <w:r>
+          <w:rPr>
+            <w:noProof/>
+            <w:webHidden/>
+          </w:rPr>
+        </w:r>
+        <w:r>
+          <w:rPr>
+            <w:noProof/>
+            <w:webHidden/>
+          </w:rPr>
+          <w:fldChar w:fldCharType="separate"/>
+        </w:r>
+        <w:r>
+          <w:rPr>
+            <w:noProof/>
+            <w:webHidden/>
+          </w:rPr>
+          <w:t>12</w:t>
+        </w:r>
+        <w:r>
+          <w:rPr>
+            <w:noProof/>
+            <w:webHidden/>
+          </w:rPr>
+          <w:fldChar w:fldCharType="end"/>
+        </w:r>
+      </w:hyperlink>
+    </w:p>
+    <w:p>
+      <w:pPr>
+        <w:pStyle w:val="TDC1"/>
+        <w:tabs>
+          <w:tab w:val="right" w:leader="dot" w:pos="9396"/>
+        </w:tabs>
+        <w:rPr>
+          <w:rFonts w:asciiTheme="minorHAnsi" w:hAnsiTheme="minorHAnsi"/>
+          <w:noProof/>
+          <w:kern w:val="2"/>
+          <w:sz w:val="24"/>
+          <w:szCs w:val="24"/>
+          <w:lang w:val="es-PE" w:eastAsia="es-PE"/>
+          <w14:ligatures w14:val="standardContextual"/>
+        </w:rPr>
+      </w:pPr>
+      <w:hyperlink w:anchor="_Toc238202278" w:history="1">
         <w:r>
           <w:rPr>
             <w:rStyle w:val="Hipervnculo"/>
@@ -2132,7 +2132,7 @@
             <w:noProof/>
             <w:webHidden/>
           </w:rPr>
-          <w:instrText xml:space="preserve"> PAGEREF _Toc238047529 \h </w:instrText>
+          <w:instrText xml:space="preserve"> PAGEREF _Toc238202278 \h </w:instrText>
         </w:r>
         <w:r>
           <w:rPr>
@@ -2152,7 +2152,7 @@
             <w:noProof/>
             <w:webHidden/>
           </w:rPr>
-          <w:t>15</w:t>
+          <w:t>18</w:t>
         </w:r>
         <w:r>
           <w:rPr>
@@ -2175,11 +2175,11 @@
           <w:kern w:val="2"/>
           <w:sz w:val="24"/>
           <w:szCs w:val="24"/>
-          <w:lang w:val="es-ES" w:eastAsia="es-ES"/>
+          <w:lang w:val="es-PE" w:eastAsia="es-PE"/>
           <w14:ligatures w14:val="standardContextual"/>
         </w:rPr>
       </w:pPr>
-      <w:hyperlink w:anchor="_Toc238047530" w:history="1">
+      <w:hyperlink w:anchor="_Toc238202279" w:history="1">
         <w:r>
           <w:rPr>
             <w:rStyle w:val="Hipervnculo"/>
@@ -2206,7 +2206,7 @@
             <w:noProof/>
             <w:webHidden/>
           </w:rPr>
-          <w:instrText xml:space="preserve"> PAGEREF _Toc238047530 \h </w:instrText>
+          <w:instrText xml:space="preserve"> PAGEREF _Toc238202279 \h </w:instrText>
         </w:r>
         <w:r>
           <w:rPr>
@@ -2226,7 +2226,7 @@
             <w:noProof/>
             <w:webHidden/>
           </w:rPr>
-          <w:t>16</w:t>
+          <w:t>19</w:t>
         </w:r>
         <w:r>
           <w:rPr>
@@ -2249,11 +2249,11 @@
           <w:kern w:val="2"/>
           <w:sz w:val="24"/>
           <w:szCs w:val="24"/>
-          <w:lang w:val="es-ES" w:eastAsia="es-ES"/>
+          <w:lang w:val="es-PE" w:eastAsia="es-PE"/>
           <w14:ligatures w14:val="standardContextual"/>
         </w:rPr>
       </w:pPr>
-      <w:hyperlink w:anchor="_Toc238047531" w:history="1">
+      <w:hyperlink w:anchor="_Toc238202280" w:history="1">
         <w:r>
           <w:rPr>
             <w:rStyle w:val="Hipervnculo"/>
@@ -2280,7 +2280,7 @@
             <w:noProof/>
             <w:webHidden/>
           </w:rPr>
-          <w:instrText xml:space="preserve"> PAGEREF _Toc238047531 \h </w:instrText>
+          <w:instrText xml:space="preserve"> PAGEREF _Toc238202280 \h </w:instrText>
         </w:r>
         <w:r>
           <w:rPr>
@@ -2300,7 +2300,7 @@
             <w:noProof/>
             <w:webHidden/>
           </w:rPr>
-          <w:t>16</w:t>
+          <w:t>19</w:t>
         </w:r>
         <w:r>
           <w:rPr>
@@ -2335,7 +2335,7 @@
       <w:pPr>
         <w:pStyle w:val="Ttulo1"/>
       </w:pPr>
-      <w:bookmarkStart w:id="1" w:name="_Toc238047511"/>
+      <w:bookmarkStart w:id="1" w:name="_Toc238202260"/>
       <w:r>
         <w:lastRenderedPageBreak/>
         <w:t>1. Introducción y objetivo</w:t>
@@ -2356,7 +2356,7 @@
       <w:pPr>
         <w:pStyle w:val="Ttulo2"/>
       </w:pPr>
-      <w:bookmarkStart w:id="2" w:name="_Toc238047512"/>
+      <w:bookmarkStart w:id="2" w:name="_Toc238202261"/>
       <w:r>
         <w:t>1.1. Matriz de casos de estudio</w:t>
       </w:r>
@@ -2715,7 +2715,7 @@
       <w:pPr>
         <w:pStyle w:val="Ttulo2"/>
       </w:pPr>
-      <w:bookmarkStart w:id="3" w:name="_Toc238047513"/>
+      <w:bookmarkStart w:id="3" w:name="_Toc238202262"/>
       <w:r>
         <w:t>1.2. Enlaces obligatorios del entregable</w:t>
       </w:r>
@@ -2757,7 +2757,7 @@
             <w:color w:val="0563C1"/>
             <w:u w:val="single"/>
           </w:rPr>
-          <w:t>https://jigsaw1117.github.io/CLAUDIOS/</w:t>
+          <w:t>https://californication1.netlify.app/</w:t>
         </w:r>
       </w:hyperlink>
     </w:p>
@@ -2768,7 +2768,21 @@
           <w:color w:val="595959"/>
           <w:sz w:val="19"/>
         </w:rPr>
-        <w:t>El aplicativo es un sitio 100 % estático (HTML + JavaScript, sin backend), por lo que se publica directamente con GitHub Pages desde la rama principal del repositorio (Settings → Pages → Deploy from branch → master, carpeta raíz). Las capturas de la sección 6 corresponden al aplicativo en funcionamiento.</w:t>
+        <w:t>El aplicativo es un sitio 100 % estático (HTML + JavaScript, sin backend): los modelos entrenados en Python se exportan a archivos JSON/JS y el navegador reproduce el pipeline de preprocesamiento y predicción. Por ello se despliega en Netlify como sitio estático, sin proceso de compilación. Las capturas de la sección 6 corresponden al aplicativo en funcionamiento.</w:t>
+      </w:r>
+    </w:p>
+    <w:p>
+      <w:pPr>
+        <w:spacing w:after="120"/>
+      </w:pPr>
+      <w:r>
+        <w:rPr>
+          <w:b/>
+        </w:rPr>
+        <w:t>Nota sobre la tecnología empleada.</w:t>
+      </w:r>
+      <w:r>
+        <w:t xml:space="preserve"> El enunciado sugiere Streamlit, Gradio o Flask/FastAPI. Se optó por HTML + JavaScript puro tras reimplementar el pipeline de inferencia en el cliente: el aplicativo no requiere servidor de Python, arranca de forma instantánea, no depende de un servicio que pueda hibernar y puede desplegarse en cualquier hosting estático. La lógica de inferencia está aislada en funciones propias, de modo que un port a Streamlit reutilizaría directamente los mismos archivos de modelo.</w:t>
       </w:r>
     </w:p>
     <w:p>
@@ -2780,9 +2794,8 @@
       <w:pPr>
         <w:pStyle w:val="Ttulo1"/>
       </w:pPr>
-      <w:bookmarkStart w:id="4" w:name="_Toc238047514"/>
+      <w:bookmarkStart w:id="4" w:name="_Toc238202263"/>
       <w:r>
-        <w:lastRenderedPageBreak/>
         <w:t>2. Caso 1 — California Housing: tasación de viviendas</w:t>
       </w:r>
       <w:bookmarkEnd w:id="4"/>
@@ -2791,7 +2804,7 @@
       <w:pPr>
         <w:pStyle w:val="Ttulo2"/>
       </w:pPr>
-      <w:bookmarkStart w:id="5" w:name="_Toc238047515"/>
+      <w:bookmarkStart w:id="5" w:name="_Toc238202264"/>
       <w:r>
         <w:t>2.1. Fase A: análisis exploratorio y preprocesamiento</w:t>
       </w:r>
@@ -2874,9 +2887,504 @@
     </w:p>
     <w:p>
       <w:pPr>
+        <w:spacing w:after="120"/>
+      </w:pPr>
+      <w:r>
+        <w:rPr>
+          <w:b/>
+        </w:rPr>
+        <w:t>Outliers:</w:t>
+      </w:r>
+      <w:r>
+        <w:t xml:space="preserve"> detectados por el método IQR (k = 1.5). Afectan sobre todo a las variables de tamaño del distrito: total_rooms 1 287 (6.24 %), total_bedrooms 1 271 (6.16 %), households 1 220 (5.91 %), population 1 196 (5.79 %) y median_income 681 (3.30 %). Decisión: se conservan, ya que corresponden a distritos genuinamente grandes o de rentas altas, no a errores de medición; eliminarlos sesgaría el modelo hacia el distrito promedio. Adicionalmente, 965 registros (4.68 %) presentan el objetivo censurado en US$ 500 001, un</w:t>
+      </w:r>
+      <w:r>
+        <w:t xml:space="preserve"> tope administrativo del censo que constituye una limitación conocida del dataset.</w:t>
+      </w:r>
+    </w:p>
+    <w:p>
+      <w:pPr>
+        <w:spacing w:after="120"/>
+      </w:pPr>
+      <w:r>
+        <w:rPr>
+          <w:b/>
+        </w:rPr>
+        <w:t>Multicolinealidad:</w:t>
+      </w:r>
+      <w:r>
+        <w:t xml:space="preserve"> se calculó la matriz de correlación de Pearson y el Factor de Inflación de la Varianza (VIF_j = 1 / (1 − R²_j)). Se detectan correlaciones muy altas entre las variables de tamaño del distrito: total_bedrooms–households (r = +0.980), total_rooms–total_bedrooms (r = +0.930) y population–households (r = +0.907), además de longitude–latitude (r = −0.925) por la geografía diagonal de California.</w:t>
+      </w:r>
+    </w:p>
+    <w:p>
+      <w:pPr>
+        <w:spacing w:after="120"/>
+      </w:pPr>
+      <w:r>
+        <w:t>Las cuatro variables de mayor VIF (households, total_bedrooms, total_rooms y population) miden todas el tamaño del distrito, por lo que la multicolinealidad es estructural y esperable. No impide predecir, pero desaconseja interpretar esos coeficientes de forma individual.</w:t>
+      </w:r>
+    </w:p>
+    <w:tbl>
+      <w:tblPr>
+        <w:tblStyle w:val="Tablaconcuadrcula"/>
+        <w:tblW w:w="0" w:type="auto"/>
+        <w:tblLook w:val="04A0" w:firstRow="1" w:lastRow="0" w:firstColumn="1" w:lastColumn="0" w:noHBand="0" w:noVBand="1"/>
+      </w:tblPr>
+      <w:tblGrid>
+        <w:gridCol w:w="3135"/>
+        <w:gridCol w:w="3135"/>
+        <w:gridCol w:w="3135"/>
+      </w:tblGrid>
+      <w:tr>
+        <w:tc>
+          <w:tcPr>
+            <w:tcW w:w="3135" w:type="dxa"/>
+            <w:shd w:val="clear" w:color="auto" w:fill="1F4E79"/>
+          </w:tcPr>
+          <w:p>
+            <w:r>
+              <w:rPr>
+                <w:b/>
+                <w:color w:val="FFFFFF"/>
+                <w:sz w:val="18"/>
+              </w:rPr>
+              <w:t>Variable</w:t>
+            </w:r>
+          </w:p>
+        </w:tc>
+        <w:tc>
+          <w:tcPr>
+            <w:tcW w:w="3135" w:type="dxa"/>
+            <w:shd w:val="clear" w:color="auto" w:fill="1F4E79"/>
+          </w:tcPr>
+          <w:p>
+            <w:pPr>
+              <w:jc w:val="right"/>
+            </w:pPr>
+            <w:r>
+              <w:rPr>
+                <w:b/>
+                <w:color w:val="FFFFFF"/>
+                <w:sz w:val="18"/>
+              </w:rPr>
+              <w:t>VIF</w:t>
+            </w:r>
+          </w:p>
+        </w:tc>
+        <w:tc>
+          <w:tcPr>
+            <w:tcW w:w="3135" w:type="dxa"/>
+            <w:shd w:val="clear" w:color="auto" w:fill="1F4E79"/>
+          </w:tcPr>
+          <w:p>
+            <w:pPr>
+              <w:jc w:val="right"/>
+            </w:pPr>
+            <w:r>
+              <w:rPr>
+                <w:b/>
+                <w:color w:val="FFFFFF"/>
+                <w:sz w:val="18"/>
+              </w:rPr>
+              <w:t>Diagnóstico</w:t>
+            </w:r>
+          </w:p>
+        </w:tc>
+      </w:tr>
+      <w:tr>
+        <w:tc>
+          <w:tcPr>
+            <w:tcW w:w="3135" w:type="dxa"/>
+          </w:tcPr>
+          <w:p>
+            <w:r>
+              <w:rPr>
+                <w:sz w:val="18"/>
+              </w:rPr>
+              <w:t>households</w:t>
+            </w:r>
+          </w:p>
+        </w:tc>
+        <w:tc>
+          <w:tcPr>
+            <w:tcW w:w="3135" w:type="dxa"/>
+          </w:tcPr>
+          <w:p>
+            <w:pPr>
+              <w:jc w:val="right"/>
+            </w:pPr>
+            <w:r>
+              <w:rPr>
+                <w:sz w:val="18"/>
+              </w:rPr>
+              <w:t>28.28</w:t>
+            </w:r>
+          </w:p>
+        </w:tc>
+        <w:tc>
+          <w:tcPr>
+            <w:tcW w:w="3135" w:type="dxa"/>
+          </w:tcPr>
+          <w:p>
+            <w:pPr>
+              <w:jc w:val="right"/>
+            </w:pPr>
+            <w:r>
+              <w:rPr>
+                <w:sz w:val="18"/>
+              </w:rPr>
+              <w:t>Severa</w:t>
+            </w:r>
+          </w:p>
+        </w:tc>
+      </w:tr>
+      <w:tr>
+        <w:tc>
+          <w:tcPr>
+            <w:tcW w:w="3135" w:type="dxa"/>
+            <w:shd w:val="clear" w:color="auto" w:fill="F2F6FA"/>
+          </w:tcPr>
+          <w:p>
+            <w:r>
+              <w:rPr>
+                <w:sz w:val="18"/>
+              </w:rPr>
+              <w:t>total_bedrooms</w:t>
+            </w:r>
+          </w:p>
+        </w:tc>
+        <w:tc>
+          <w:tcPr>
+            <w:tcW w:w="3135" w:type="dxa"/>
+            <w:shd w:val="clear" w:color="auto" w:fill="F2F6FA"/>
+          </w:tcPr>
+          <w:p>
+            <w:pPr>
+              <w:jc w:val="right"/>
+            </w:pPr>
+            <w:r>
+              <w:rPr>
+                <w:sz w:val="18"/>
+              </w:rPr>
+              <w:t>26.88</w:t>
+            </w:r>
+          </w:p>
+        </w:tc>
+        <w:tc>
+          <w:tcPr>
+            <w:tcW w:w="3135" w:type="dxa"/>
+            <w:shd w:val="clear" w:color="auto" w:fill="F2F6FA"/>
+          </w:tcPr>
+          <w:p>
+            <w:pPr>
+              <w:jc w:val="right"/>
+            </w:pPr>
+            <w:r>
+              <w:rPr>
+                <w:sz w:val="18"/>
+              </w:rPr>
+              <w:t>Severa</w:t>
+            </w:r>
+          </w:p>
+        </w:tc>
+      </w:tr>
+      <w:tr>
+        <w:tc>
+          <w:tcPr>
+            <w:tcW w:w="3135" w:type="dxa"/>
+          </w:tcPr>
+          <w:p>
+            <w:r>
+              <w:rPr>
+                <w:sz w:val="18"/>
+              </w:rPr>
+              <w:t>total_rooms</w:t>
+            </w:r>
+          </w:p>
+        </w:tc>
+        <w:tc>
+          <w:tcPr>
+            <w:tcW w:w="3135" w:type="dxa"/>
+          </w:tcPr>
+          <w:p>
+            <w:pPr>
+              <w:jc w:val="right"/>
+            </w:pPr>
+            <w:r>
+              <w:rPr>
+                <w:sz w:val="18"/>
+              </w:rPr>
+              <w:t>12.13</w:t>
+            </w:r>
+          </w:p>
+        </w:tc>
+        <w:tc>
+          <w:tcPr>
+            <w:tcW w:w="3135" w:type="dxa"/>
+          </w:tcPr>
+          <w:p>
+            <w:pPr>
+              <w:jc w:val="right"/>
+            </w:pPr>
+            <w:r>
+              <w:rPr>
+                <w:sz w:val="18"/>
+              </w:rPr>
+              <w:t>Severa</w:t>
+            </w:r>
+          </w:p>
+        </w:tc>
+      </w:tr>
+      <w:tr>
+        <w:tc>
+          <w:tcPr>
+            <w:tcW w:w="3135" w:type="dxa"/>
+            <w:shd w:val="clear" w:color="auto" w:fill="F2F6FA"/>
+          </w:tcPr>
+          <w:p>
+            <w:r>
+              <w:rPr>
+                <w:sz w:val="18"/>
+              </w:rPr>
+              <w:t>latitude</w:t>
+            </w:r>
+          </w:p>
+        </w:tc>
+        <w:tc>
+          <w:tcPr>
+            <w:tcW w:w="3135" w:type="dxa"/>
+            <w:shd w:val="clear" w:color="auto" w:fill="F2F6FA"/>
+          </w:tcPr>
+          <w:p>
+            <w:pPr>
+              <w:jc w:val="right"/>
+            </w:pPr>
+            <w:r>
+              <w:rPr>
+                <w:sz w:val="18"/>
+              </w:rPr>
+              <w:t>8.83</w:t>
+            </w:r>
+          </w:p>
+        </w:tc>
+        <w:tc>
+          <w:tcPr>
+            <w:tcW w:w="3135" w:type="dxa"/>
+            <w:shd w:val="clear" w:color="auto" w:fill="F2F6FA"/>
+          </w:tcPr>
+          <w:p>
+            <w:pPr>
+              <w:jc w:val="right"/>
+            </w:pPr>
+            <w:r>
+              <w:rPr>
+                <w:sz w:val="18"/>
+              </w:rPr>
+              <w:t>Moderada</w:t>
+            </w:r>
+          </w:p>
+        </w:tc>
+      </w:tr>
+      <w:tr>
+        <w:tc>
+          <w:tcPr>
+            <w:tcW w:w="3135" w:type="dxa"/>
+          </w:tcPr>
+          <w:p>
+            <w:r>
+              <w:rPr>
+                <w:sz w:val="18"/>
+              </w:rPr>
+              <w:t>longitude</w:t>
+            </w:r>
+          </w:p>
+        </w:tc>
+        <w:tc>
+          <w:tcPr>
+            <w:tcW w:w="3135" w:type="dxa"/>
+          </w:tcPr>
+          <w:p>
+            <w:pPr>
+              <w:jc w:val="right"/>
+            </w:pPr>
+            <w:r>
+              <w:rPr>
+                <w:sz w:val="18"/>
+              </w:rPr>
+              <w:t>8.70</w:t>
+            </w:r>
+          </w:p>
+        </w:tc>
+        <w:tc>
+          <w:tcPr>
+            <w:tcW w:w="3135" w:type="dxa"/>
+          </w:tcPr>
+          <w:p>
+            <w:pPr>
+              <w:jc w:val="right"/>
+            </w:pPr>
+            <w:r>
+              <w:rPr>
+                <w:sz w:val="18"/>
+              </w:rPr>
+              <w:t>Moderada</w:t>
+            </w:r>
+          </w:p>
+        </w:tc>
+      </w:tr>
+      <w:tr>
+        <w:tc>
+          <w:tcPr>
+            <w:tcW w:w="3135" w:type="dxa"/>
+            <w:shd w:val="clear" w:color="auto" w:fill="F2F6FA"/>
+          </w:tcPr>
+          <w:p>
+            <w:r>
+              <w:rPr>
+                <w:sz w:val="18"/>
+              </w:rPr>
+              <w:t>population</w:t>
+            </w:r>
+          </w:p>
+        </w:tc>
+        <w:tc>
+          <w:tcPr>
+            <w:tcW w:w="3135" w:type="dxa"/>
+            <w:shd w:val="clear" w:color="auto" w:fill="F2F6FA"/>
+          </w:tcPr>
+          <w:p>
+            <w:pPr>
+              <w:jc w:val="right"/>
+            </w:pPr>
+            <w:r>
+              <w:rPr>
+                <w:sz w:val="18"/>
+              </w:rPr>
+              <w:t>6.26</w:t>
+            </w:r>
+          </w:p>
+        </w:tc>
+        <w:tc>
+          <w:tcPr>
+            <w:tcW w:w="3135" w:type="dxa"/>
+            <w:shd w:val="clear" w:color="auto" w:fill="F2F6FA"/>
+          </w:tcPr>
+          <w:p>
+            <w:pPr>
+              <w:jc w:val="right"/>
+            </w:pPr>
+            <w:r>
+              <w:rPr>
+                <w:sz w:val="18"/>
+              </w:rPr>
+              <w:t>Moderada</w:t>
+            </w:r>
+          </w:p>
+        </w:tc>
+      </w:tr>
+      <w:tr>
+        <w:tc>
+          <w:tcPr>
+            <w:tcW w:w="3135" w:type="dxa"/>
+          </w:tcPr>
+          <w:p>
+            <w:r>
+              <w:rPr>
+                <w:sz w:val="18"/>
+              </w:rPr>
+              <w:t>median_income</w:t>
+            </w:r>
+          </w:p>
+        </w:tc>
+        <w:tc>
+          <w:tcPr>
+            <w:tcW w:w="3135" w:type="dxa"/>
+          </w:tcPr>
+          <w:p>
+            <w:pPr>
+              <w:jc w:val="right"/>
+            </w:pPr>
+            <w:r>
+              <w:rPr>
+                <w:sz w:val="18"/>
+              </w:rPr>
+              <w:t>1.69</w:t>
+            </w:r>
+          </w:p>
+        </w:tc>
+        <w:tc>
+          <w:tcPr>
+            <w:tcW w:w="3135" w:type="dxa"/>
+          </w:tcPr>
+          <w:p>
+            <w:pPr>
+              <w:jc w:val="right"/>
+            </w:pPr>
+            <w:r>
+              <w:rPr>
+                <w:sz w:val="18"/>
+              </w:rPr>
+              <w:t>Aceptable</w:t>
+            </w:r>
+          </w:p>
+        </w:tc>
+      </w:tr>
+      <w:tr>
+        <w:tc>
+          <w:tcPr>
+            <w:tcW w:w="3135" w:type="dxa"/>
+            <w:shd w:val="clear" w:color="auto" w:fill="F2F6FA"/>
+          </w:tcPr>
+          <w:p>
+            <w:r>
+              <w:rPr>
+                <w:sz w:val="18"/>
+              </w:rPr>
+              <w:t>housing_median_age</w:t>
+            </w:r>
+          </w:p>
+        </w:tc>
+        <w:tc>
+          <w:tcPr>
+            <w:tcW w:w="3135" w:type="dxa"/>
+            <w:shd w:val="clear" w:color="auto" w:fill="F2F6FA"/>
+          </w:tcPr>
+          <w:p>
+            <w:pPr>
+              <w:jc w:val="right"/>
+            </w:pPr>
+            <w:r>
+              <w:rPr>
+                <w:sz w:val="18"/>
+              </w:rPr>
+              <w:t>1.26</w:t>
+            </w:r>
+          </w:p>
+        </w:tc>
+        <w:tc>
+          <w:tcPr>
+            <w:tcW w:w="3135" w:type="dxa"/>
+            <w:shd w:val="clear" w:color="auto" w:fill="F2F6FA"/>
+          </w:tcPr>
+          <w:p>
+            <w:pPr>
+              <w:jc w:val="right"/>
+            </w:pPr>
+            <w:r>
+              <w:rPr>
+                <w:sz w:val="18"/>
+              </w:rPr>
+              <w:t>Aceptable</w:t>
+            </w:r>
+          </w:p>
+        </w:tc>
+      </w:tr>
+    </w:tbl>
+    <w:p>
+      <w:pPr>
         <w:pStyle w:val="Ttulo2"/>
       </w:pPr>
-      <w:bookmarkStart w:id="6" w:name="_Toc238047516"/>
+      <w:bookmarkStart w:id="6" w:name="_Toc238202265"/>
       <w:r>
         <w:t>2.2. Fase B: modelamiento y comparativa</w:t>
       </w:r>
@@ -2884,41 +3392,84 @@
     </w:p>
     <w:p>
       <w:r>
-        <w:t>Sobre las variables numéricas estandarizadas se aplica una expansión PolynomialFeatures de grado 2 (términos lineales, cuadráticos e interacciones) que, junto con las 5 variables dummy de ocean_proximity, produce un modelo de 49 coeficientes más intercepto, ajustado con LinearRegression (mínimos cuadrados ordinarios). El pipeline completo (imputación → escalado → expansión polinómica → OLS) se implementa en entrenar.py y se serializa en modelo_casas.pkl y modelo.json.</w:t>
+        <w:t>Se entrenan las dos metodologías exigidas compartiendo exactamente el mismo preprocesamiento (imputación por mediana → estandarización → codificación one-hot) y la misma partición 80/20 con random_state=42. La única diferencia entre ambas es la expansión polinómica, de modo que cualquier diferencia de rendimiento es atribuible al modelo y no al tratamiento de los datos.</w:t>
+      </w:r>
+    </w:p>
+    <w:p>
+      <w:pPr>
+        <w:spacing w:after="120"/>
+      </w:pPr>
+      <w:r>
+        <w:rPr>
+          <w:b/>
+        </w:rPr>
+        <w:t>Regresión Lineal Múltiple (modelo base).</w:t>
+      </w:r>
+      <w:r>
+        <w:t xml:space="preserve"> Ajusta ŷ = β₀ + Σ β</w:t>
+      </w:r>
+      <w:r>
+        <w:t>ᵢ</w:t>
+      </w:r>
+      <w:r>
+        <w:t>z</w:t>
+      </w:r>
+      <w:r>
+        <w:t>ᵢ</w:t>
+      </w:r>
+      <w:r>
+        <w:t xml:space="preserve"> sobre las 8 variables numéricas estandarizadas más las 5 dummies de ocean_proximity, resultando 13 términos más intercepto, estimados por mínimos cuadrados ordinarios.</w:t>
+      </w:r>
+    </w:p>
+    <w:p>
+      <w:pPr>
+        <w:spacing w:after="120"/>
+      </w:pPr>
+      <w:r>
+        <w:rPr>
+          <w:b/>
+        </w:rPr>
+        <w:t>Regresión Polinómica de grado 2.</w:t>
+      </w:r>
+      <w:r>
+        <w:t xml:space="preserve"> Aplica PolynomialFeatures(degree=2) sobre las variables numéricas ya estandarizadas, generando términos cuadráticos z</w:t>
+      </w:r>
+      <w:r>
+        <w:t>ᵢ</w:t>
+      </w:r>
+      <w:r>
+        <w:t>² e interacciones z</w:t>
+      </w:r>
+      <w:r>
+        <w:t>ᵢ</w:t>
+      </w:r>
+      <w:r>
+        <w:t>zⱼ que, junto con las dummies, producen 49 términos más intercepto. Sigue siendo lineal en los parámetros, que es lo que define el método. El pipeline completo se implementa en entrenar.py y se serializa en modelo_casas.pkl y modelo.json.</w:t>
       </w:r>
     </w:p>
     <w:tbl>
       <w:tblPr>
         <w:tblStyle w:val="Tablaconcuadrcula"/>
         <w:tblW w:w="0" w:type="auto"/>
-        <w:jc w:val="center"/>
-        <w:tblLayout w:type="fixed"/>
         <w:tblLook w:val="04A0" w:firstRow="1" w:lastRow="0" w:firstColumn="1" w:lastColumn="0" w:noHBand="0" w:noVBand="1"/>
       </w:tblPr>
       <w:tblGrid>
-        <w:gridCol w:w="2268"/>
-        <w:gridCol w:w="3685"/>
-        <w:gridCol w:w="3118"/>
+        <w:gridCol w:w="3135"/>
+        <w:gridCol w:w="3135"/>
+        <w:gridCol w:w="3135"/>
       </w:tblGrid>
       <w:tr>
-        <w:trPr>
-          <w:jc w:val="center"/>
-        </w:trPr>
         <w:tc>
           <w:tcPr>
-            <w:tcW w:w="2268" w:type="dxa"/>
-            <w:shd w:val="clear" w:color="auto" w:fill="1F3864"/>
+            <w:tcW w:w="3135" w:type="dxa"/>
+            <w:shd w:val="clear" w:color="auto" w:fill="1F4E79"/>
           </w:tcPr>
           <w:p>
-            <w:pPr>
-              <w:spacing w:after="40"/>
-              <w:jc w:val="center"/>
-            </w:pPr>
             <w:r>
               <w:rPr>
                 <w:b/>
                 <w:color w:val="FFFFFF"/>
-                <w:sz w:val="19"/>
+                <w:sz w:val="18"/>
               </w:rPr>
               <w:t>Métrica (prueba)</w:t>
             </w:r>
@@ -2926,212 +3477,377 @@
         </w:tc>
         <w:tc>
           <w:tcPr>
-            <w:tcW w:w="3685" w:type="dxa"/>
-            <w:shd w:val="clear" w:color="auto" w:fill="1F3864"/>
+            <w:tcW w:w="3135" w:type="dxa"/>
+            <w:shd w:val="clear" w:color="auto" w:fill="1F4E79"/>
           </w:tcPr>
           <w:p>
             <w:pPr>
-              <w:spacing w:after="40"/>
-              <w:jc w:val="center"/>
+              <w:jc w:val="right"/>
             </w:pPr>
             <w:r>
               <w:rPr>
                 <w:b/>
                 <w:color w:val="FFFFFF"/>
-                <w:sz w:val="19"/>
+                <w:sz w:val="18"/>
               </w:rPr>
-              <w:t>Polinómica grado 2 (modelo final)</w:t>
+              <w:t>Lineal múltiple</w:t>
             </w:r>
           </w:p>
         </w:tc>
         <w:tc>
           <w:tcPr>
-            <w:tcW w:w="3118" w:type="dxa"/>
-            <w:shd w:val="clear" w:color="auto" w:fill="1F3864"/>
+            <w:tcW w:w="3135" w:type="dxa"/>
+            <w:shd w:val="clear" w:color="auto" w:fill="1F4E79"/>
           </w:tcPr>
           <w:p>
             <w:pPr>
-              <w:spacing w:after="40"/>
-              <w:jc w:val="center"/>
+              <w:jc w:val="right"/>
             </w:pPr>
             <w:r>
               <w:rPr>
                 <w:b/>
                 <w:color w:val="FFFFFF"/>
-                <w:sz w:val="19"/>
+                <w:sz w:val="18"/>
               </w:rPr>
-              <w:t>Referencia lineal</w:t>
+              <w:t>Polinómica grado 2</w:t>
             </w:r>
           </w:p>
         </w:tc>
       </w:tr>
       <w:tr>
-        <w:trPr>
-          <w:jc w:val="center"/>
-        </w:trPr>
         <w:tc>
           <w:tcPr>
-            <w:tcW w:w="2268" w:type="dxa"/>
+            <w:tcW w:w="3135" w:type="dxa"/>
           </w:tcPr>
           <w:p>
-            <w:pPr>
-              <w:spacing w:after="40"/>
-              <w:jc w:val="left"/>
-            </w:pPr>
             <w:r>
               <w:rPr>
-                <w:sz w:val="19"/>
+                <w:sz w:val="18"/>
               </w:rPr>
-              <w:t>R²</w:t>
+              <w:t>Términos</w:t>
             </w:r>
           </w:p>
         </w:tc>
         <w:tc>
           <w:tcPr>
-            <w:tcW w:w="3685" w:type="dxa"/>
+            <w:tcW w:w="3135" w:type="dxa"/>
           </w:tcPr>
           <w:p>
             <w:pPr>
-              <w:spacing w:after="40"/>
-              <w:jc w:val="center"/>
+              <w:jc w:val="right"/>
             </w:pPr>
             <w:r>
               <w:rPr>
-                <w:sz w:val="19"/>
+                <w:sz w:val="18"/>
               </w:rPr>
-              <w:t>0.6570</w:t>
+              <w:t>13</w:t>
             </w:r>
           </w:p>
         </w:tc>
         <w:tc>
           <w:tcPr>
-            <w:tcW w:w="3118" w:type="dxa"/>
+            <w:tcW w:w="3135" w:type="dxa"/>
           </w:tcPr>
           <w:p>
             <w:pPr>
-              <w:spacing w:after="40"/>
-              <w:jc w:val="center"/>
+              <w:jc w:val="right"/>
             </w:pPr>
             <w:r>
               <w:rPr>
-                <w:sz w:val="19"/>
+                <w:sz w:val="18"/>
               </w:rPr>
-              <w:t>≈ 0.625 (−3.16 p.p.)</w:t>
+              <w:t>49</w:t>
             </w:r>
           </w:p>
         </w:tc>
       </w:tr>
       <w:tr>
-        <w:trPr>
-          <w:jc w:val="center"/>
-        </w:trPr>
         <w:tc>
           <w:tcPr>
-            <w:tcW w:w="2268" w:type="dxa"/>
-            <w:shd w:val="clear" w:color="auto" w:fill="F2F6FC"/>
+            <w:tcW w:w="3135" w:type="dxa"/>
+            <w:shd w:val="clear" w:color="auto" w:fill="F2F6FA"/>
           </w:tcPr>
           <w:p>
-            <w:pPr>
-              <w:spacing w:after="40"/>
-              <w:jc w:val="left"/>
-            </w:pPr>
             <w:r>
               <w:rPr>
-                <w:sz w:val="19"/>
+                <w:sz w:val="18"/>
               </w:rPr>
-              <w:t>RMSE</w:t>
+              <w:t>R² entrenamiento</w:t>
             </w:r>
           </w:p>
         </w:tc>
         <w:tc>
           <w:tcPr>
-            <w:tcW w:w="3685" w:type="dxa"/>
-            <w:shd w:val="clear" w:color="auto" w:fill="F2F6FC"/>
+            <w:tcW w:w="3135" w:type="dxa"/>
+            <w:shd w:val="clear" w:color="auto" w:fill="F2F6FA"/>
           </w:tcPr>
           <w:p>
             <w:pPr>
-              <w:spacing w:after="40"/>
-              <w:jc w:val="center"/>
+              <w:jc w:val="right"/>
             </w:pPr>
             <w:r>
               <w:rPr>
-                <w:sz w:val="19"/>
+                <w:sz w:val="18"/>
               </w:rPr>
-              <w:t>US$ 67 043.55</w:t>
+              <w:t>0.6497</w:t>
             </w:r>
           </w:p>
         </w:tc>
         <w:tc>
           <w:tcPr>
-            <w:tcW w:w="3118" w:type="dxa"/>
-            <w:shd w:val="clear" w:color="auto" w:fill="F2F6FC"/>
+            <w:tcW w:w="3135" w:type="dxa"/>
+            <w:shd w:val="clear" w:color="auto" w:fill="F2F6FA"/>
           </w:tcPr>
           <w:p>
             <w:pPr>
-              <w:spacing w:after="40"/>
-              <w:jc w:val="center"/>
+              <w:jc w:val="right"/>
             </w:pPr>
             <w:r>
               <w:rPr>
-                <w:sz w:val="19"/>
+                <w:sz w:val="18"/>
               </w:rPr>
-              <w:t>—</w:t>
+              <w:t>0.7053</w:t>
             </w:r>
           </w:p>
         </w:tc>
       </w:tr>
       <w:tr>
-        <w:trPr>
-          <w:jc w:val="center"/>
-        </w:trPr>
         <w:tc>
           <w:tcPr>
-            <w:tcW w:w="2268" w:type="dxa"/>
+            <w:tcW w:w="3135" w:type="dxa"/>
           </w:tcPr>
           <w:p>
-            <w:pPr>
-              <w:spacing w:after="40"/>
-              <w:jc w:val="left"/>
-            </w:pPr>
             <w:r>
               <w:rPr>
-                <w:sz w:val="19"/>
+                <w:sz w:val="18"/>
               </w:rPr>
-              <w:t>MAE</w:t>
+              <w:t>R² prueba</w:t>
             </w:r>
           </w:p>
         </w:tc>
         <w:tc>
           <w:tcPr>
-            <w:tcW w:w="3685" w:type="dxa"/>
+            <w:tcW w:w="3135" w:type="dxa"/>
           </w:tcPr>
           <w:p>
             <w:pPr>
-              <w:spacing w:after="40"/>
-              <w:jc w:val="center"/>
+              <w:jc w:val="right"/>
             </w:pPr>
             <w:r>
               <w:rPr>
-                <w:sz w:val="19"/>
+                <w:sz w:val="18"/>
               </w:rPr>
-              <w:t>US$ 46 981.22</w:t>
+              <w:t>0.6254</w:t>
             </w:r>
           </w:p>
         </w:tc>
         <w:tc>
           <w:tcPr>
-            <w:tcW w:w="3118" w:type="dxa"/>
+            <w:tcW w:w="3135" w:type="dxa"/>
           </w:tcPr>
           <w:p>
             <w:pPr>
-              <w:spacing w:after="40"/>
-              <w:jc w:val="center"/>
+              <w:jc w:val="right"/>
             </w:pPr>
             <w:r>
               <w:rPr>
-                <w:sz w:val="19"/>
+                <w:sz w:val="18"/>
               </w:rPr>
-              <w:t>≈ US$ 50 670 (+US$ 3 689)</w:t>
+              <w:t>0.6570</w:t>
+            </w:r>
+          </w:p>
+        </w:tc>
+      </w:tr>
+      <w:tr>
+        <w:tc>
+          <w:tcPr>
+            <w:tcW w:w="3135" w:type="dxa"/>
+            <w:shd w:val="clear" w:color="auto" w:fill="F2F6FA"/>
+          </w:tcPr>
+          <w:p>
+            <w:r>
+              <w:rPr>
+                <w:sz w:val="18"/>
+              </w:rPr>
+              <w:t>R² validación cruzada 5-fold</w:t>
+            </w:r>
+          </w:p>
+        </w:tc>
+        <w:tc>
+          <w:tcPr>
+            <w:tcW w:w="3135" w:type="dxa"/>
+            <w:shd w:val="clear" w:color="auto" w:fill="F2F6FA"/>
+          </w:tcPr>
+          <w:p>
+            <w:pPr>
+              <w:jc w:val="right"/>
+            </w:pPr>
+            <w:r>
+              <w:rPr>
+                <w:sz w:val="18"/>
+              </w:rPr>
+              <w:t>0.6477 ± 0.013</w:t>
+            </w:r>
+          </w:p>
+        </w:tc>
+        <w:tc>
+          <w:tcPr>
+            <w:tcW w:w="3135" w:type="dxa"/>
+            <w:shd w:val="clear" w:color="auto" w:fill="F2F6FA"/>
+          </w:tcPr>
+          <w:p>
+            <w:pPr>
+              <w:jc w:val="right"/>
+            </w:pPr>
+            <w:r>
+              <w:rPr>
+                <w:sz w:val="18"/>
+              </w:rPr>
+              <w:t>0.6262 ± 0.133</w:t>
+            </w:r>
+          </w:p>
+        </w:tc>
+      </w:tr>
+      <w:tr>
+        <w:tc>
+          <w:tcPr>
+            <w:tcW w:w="3135" w:type="dxa"/>
+          </w:tcPr>
+          <w:p>
+            <w:r>
+              <w:rPr>
+                <w:sz w:val="18"/>
+              </w:rPr>
+              <w:t>Brecha entrenamiento − CV</w:t>
+            </w:r>
+          </w:p>
+        </w:tc>
+        <w:tc>
+          <w:tcPr>
+            <w:tcW w:w="3135" w:type="dxa"/>
+          </w:tcPr>
+          <w:p>
+            <w:pPr>
+              <w:jc w:val="right"/>
+            </w:pPr>
+            <w:r>
+              <w:rPr>
+                <w:sz w:val="18"/>
+              </w:rPr>
+              <w:t>0.0020</w:t>
+            </w:r>
+          </w:p>
+        </w:tc>
+        <w:tc>
+          <w:tcPr>
+            <w:tcW w:w="3135" w:type="dxa"/>
+          </w:tcPr>
+          <w:p>
+            <w:pPr>
+              <w:jc w:val="right"/>
+            </w:pPr>
+            <w:r>
+              <w:rPr>
+                <w:sz w:val="18"/>
+              </w:rPr>
+              <w:t>0.0791</w:t>
+            </w:r>
+          </w:p>
+        </w:tc>
+      </w:tr>
+      <w:tr>
+        <w:tc>
+          <w:tcPr>
+            <w:tcW w:w="3135" w:type="dxa"/>
+            <w:shd w:val="clear" w:color="auto" w:fill="F2F6FA"/>
+          </w:tcPr>
+          <w:p>
+            <w:r>
+              <w:rPr>
+                <w:sz w:val="18"/>
+              </w:rPr>
+              <w:t>RMSE</w:t>
+            </w:r>
+          </w:p>
+        </w:tc>
+        <w:tc>
+          <w:tcPr>
+            <w:tcW w:w="3135" w:type="dxa"/>
+            <w:shd w:val="clear" w:color="auto" w:fill="F2F6FA"/>
+          </w:tcPr>
+          <w:p>
+            <w:pPr>
+              <w:jc w:val="right"/>
+            </w:pPr>
+            <w:r>
+              <w:rPr>
+                <w:sz w:val="18"/>
+              </w:rPr>
+              <w:t>US$ 70 059.19</w:t>
+            </w:r>
+          </w:p>
+        </w:tc>
+        <w:tc>
+          <w:tcPr>
+            <w:tcW w:w="3135" w:type="dxa"/>
+            <w:shd w:val="clear" w:color="auto" w:fill="F2F6FA"/>
+          </w:tcPr>
+          <w:p>
+            <w:pPr>
+              <w:jc w:val="right"/>
+            </w:pPr>
+            <w:r>
+              <w:rPr>
+                <w:sz w:val="18"/>
+              </w:rPr>
+              <w:t>US$ 67 043.55</w:t>
+            </w:r>
+          </w:p>
+        </w:tc>
+      </w:tr>
+      <w:tr>
+        <w:tc>
+          <w:tcPr>
+            <w:tcW w:w="3135" w:type="dxa"/>
+          </w:tcPr>
+          <w:p>
+            <w:r>
+              <w:rPr>
+                <w:sz w:val="18"/>
+              </w:rPr>
+              <w:t>MAE</w:t>
+            </w:r>
+          </w:p>
+        </w:tc>
+        <w:tc>
+          <w:tcPr>
+            <w:tcW w:w="3135" w:type="dxa"/>
+          </w:tcPr>
+          <w:p>
+            <w:pPr>
+              <w:jc w:val="right"/>
+            </w:pPr>
+            <w:r>
+              <w:rPr>
+                <w:sz w:val="18"/>
+              </w:rPr>
+              <w:t>US$ 50 670.49</w:t>
+            </w:r>
+          </w:p>
+        </w:tc>
+        <w:tc>
+          <w:tcPr>
+            <w:tcW w:w="3135" w:type="dxa"/>
+          </w:tcPr>
+          <w:p>
+            <w:pPr>
+              <w:jc w:val="right"/>
+            </w:pPr>
+            <w:r>
+              <w:rPr>
+                <w:sz w:val="18"/>
+              </w:rPr>
+              <w:t>US$ 46 981.22</w:t>
             </w:r>
           </w:p>
         </w:tc>
@@ -3144,14 +3860,25 @@
     </w:p>
     <w:p>
       <w:r>
-        <w:t>La expansión polinómica de grado 2 mejora el poder predictivo frente a la línea base lineal (+3.16 puntos de R² y una reducción de US$ 3 689 en el MAE, según la comparativa integrada en el propio aplicativo): las interacciones entre coordenadas geográficas e ingreso capturan la estructura espacial no lineal del precio de la vivienda. El error relativo del modelo final es de 22.7 % sobre el precio medio.</w:t>
+        <w:t>En el conjunto de prueba la expansión polinómica mejora el ajuste: +0.0316 de R² (+3.16 puntos porcentuales) y una reducción de US$ 3 689 en el MAE. Con 20 640 registros hay muestra suficiente para estimar 49 coeficientes, y las interacciones entre coordenadas geográficas e ingreso capturan la estructura espacial no lineal del precio de la vivienda. El error relativo del modelo polinómico es del 22.7 % sobre el precio medio.</w:t>
       </w:r>
     </w:p>
     <w:p>
       <w:pPr>
+        <w:spacing w:after="120"/>
+      </w:pPr>
+      <w:r>
+        <w:t xml:space="preserve">Sin embargo, la lectura no es unánime y conviene reportarla completa: en validación cruzada 5-fold el orden se invierte (0.6477 el lineal frente a 0.6262 el polinómico) y, sobre todo, la desviación entre particiones del polinomio es un orden de magnitud mayor (±0.133 frente a ±0.013), con una brecha entrenamiento−CV que pasa de 0.0020 a 0.0791. Es decir: el polinomio es más potente pero considerablemente menos estable. Se adopta como modelo desplegado por su mejor error de prueba, dejando constancia de esa </w:t>
+      </w:r>
+      <w:r>
+        <w:t>inestabilidad. El repositorio incluye además la carpeta CASO_1/1_REGRESION_MULTIPLE con una variante avanzada de la regresión lineal múltiple (ingeniería de descriptores y regularización Ridge) que alcanza un R² de prueba de 0.6939.</w:t>
+      </w:r>
+    </w:p>
+    <w:p>
+      <w:pPr>
         <w:pStyle w:val="Ttulo2"/>
       </w:pPr>
-      <w:bookmarkStart w:id="7" w:name="_Toc238047517"/>
+      <w:bookmarkStart w:id="7" w:name="_Toc238202266"/>
       <w:r>
         <w:t>2.3. Fase C: aplicativo</w:t>
       </w:r>
@@ -3159,10 +3886,7 @@
     </w:p>
     <w:p>
       <w:r>
-        <w:t>El caso entrega dos interfaces: una aplicación de escritorio en Tkinter (interfaz.py) con presets de escenarios reales (Bahía de San Francisco, Costa de Los Ángeles, interior económico y frente costero), y la interfaz web index.html, que carga los coeficientes desde modelo.json y reproduce el pipeline completo en JavaScript. La versión web («California Real Estate AI») incorpora modo Vivienda Individual y modo Bloque Censal, un asistente de coherencia de proporciones (personas por hogar, porcentaje de dormi</w:t>
-      </w:r>
-      <w:r>
-        <w:t>torios, habitaciones por casa) y muestra el valor de tasación con su intervalo de confianza (± MAE).</w:t>
+        <w:t>El caso entrega dos interfaces: una aplicación de escritorio en Tkinter (interfaz.py) con presets de escenarios reales (Bahía de San Francisco, Costa de Los Ángeles, interior económico y frente costero), y la interfaz web index.html, que carga los coeficientes desde modelo.json y reproduce el pipeline completo en JavaScript. La versión web («California Real Estate AI») incorpora modo Vivienda Individual y modo Bloque Censal, un asistente de coherencia de proporciones (personas por hogar, porcentaje de dormitorios, habitaciones por casa) y muestra el valor de tasación con su intervalo de confianza (± MAE).</w:t>
       </w:r>
     </w:p>
     <w:p>
@@ -3174,9 +3898,8 @@
       <w:pPr>
         <w:pStyle w:val="Ttulo1"/>
       </w:pPr>
-      <w:bookmarkStart w:id="8" w:name="_Toc238047518"/>
+      <w:bookmarkStart w:id="8" w:name="_Toc238202267"/>
       <w:r>
-        <w:lastRenderedPageBreak/>
         <w:t>3. Caso 2 — Wine Quality: calidad del vino tinto</w:t>
       </w:r>
       <w:bookmarkEnd w:id="8"/>
@@ -3185,7 +3908,7 @@
       <w:pPr>
         <w:pStyle w:val="Ttulo2"/>
       </w:pPr>
-      <w:bookmarkStart w:id="9" w:name="_Toc238047519"/>
+      <w:bookmarkStart w:id="9" w:name="_Toc238202268"/>
       <w:r>
         <w:t>3.1. Fase A: análisis exploratorio y preprocesamiento</w:t>
       </w:r>
@@ -3253,9 +3976,37 @@
     </w:p>
     <w:p>
       <w:pPr>
+        <w:spacing w:after="120"/>
+      </w:pPr>
+      <w:r>
+        <w:rPr>
+          <w:b/>
+        </w:rPr>
+        <w:t>Outliers:</w:t>
+      </w:r>
+      <w:r>
+        <w:t xml:space="preserve"> detectados por el método IQR (k = 1.5); los más numerosos aparecen en total sulfur dioxide, chlorides, sulphates y residual sugar. Decisión: se conservan, por tratarse de composiciones químicas reales —un vino puede presentar acidez volátil elevada y seguir siendo un vino válido— y porque con solo 1 143 muestras su eliminación reduciría una muestra ya pequeña y sesgaría el modelo hacia el vino promedio.</w:t>
+      </w:r>
+    </w:p>
+    <w:p>
+      <w:pPr>
+        <w:spacing w:after="120"/>
+      </w:pPr>
+      <w:r>
+        <w:rPr>
+          <w:b/>
+        </w:rPr>
+        <w:t>Multicolinealidad:</w:t>
+      </w:r>
+      <w:r>
+        <w:t xml:space="preserve"> ningún VIF supera el umbral de 10, por lo que este dataset no presenta multicolinealidad severa, a diferencia de los casos 1 y 3. Los valores más altos son fixed acidity (7.78) y density (6.60), ambos en rango moderado. Las correlaciones más fuertes son fixed acidity–pH (r = −0.685), fixed acidity–density (r = +0.682) y fixed acidity–citric acid (r = +0.673). Respecto al objetivo, las propiedades más asociadas a la calidad son alcohol (r = +0.485) y volatile acidity (r = −0.407).</w:t>
+      </w:r>
+    </w:p>
+    <w:p>
+      <w:pPr>
         <w:pStyle w:val="Ttulo2"/>
       </w:pPr>
-      <w:bookmarkStart w:id="10" w:name="_Toc238047520"/>
+      <w:bookmarkStart w:id="10" w:name="_Toc238202269"/>
       <w:r>
         <w:t>3.2. Fase B: modelamiento y comparativa</w:t>
       </w:r>
@@ -3263,19 +4014,7 @@
     </w:p>
     <w:p>
       <w:r>
-        <w:t>Se entrenan y comparan dos modelos documentados matemáticamente en train_wine_model.py: (1) Regresión Lineal Múltiple OLS sobre las 11 variables escaladas (β = (X</w:t>
-      </w:r>
-      <w:r>
-        <w:t>ᵀ</w:t>
-      </w:r>
-      <w:r>
-        <w:t>X)⁻¹X</w:t>
-      </w:r>
-      <w:r>
-        <w:t>ᵀ</w:t>
-      </w:r>
-      <w:r>
-        <w:t>y) y (2) Regresión Polinómica de grado 2, cuya expansión genera 77 términos (11 lineales + 11 cuadráticos + 55 interacciones) más el intercepto.</w:t>
+        <w:t>Se entrenan y comparan dos modelos documentados matemáticamente en train_wine_model.py: (1) Regresión Lineal Múltiple OLS sobre las 11 variables escaladas (β = (XᵀX)⁻¹Xᵀy) y (2) Regresión Polinómica de grado 2, cuya expansión genera 77 términos (11 lineales + 11 cuadráticos + 55 interacciones) más el intercepto.</w:t>
       </w:r>
     </w:p>
     <w:tbl>
@@ -3594,14 +4333,28 @@
     </w:p>
     <w:p>
       <w:r>
-        <w:t>El resultado ilustra un caso clásico de sobreajuste: la expansión polinómica mejora el ajuste en entrenamiento (+7.7 puntos de R²) pero empeora en prueba (−3.6 puntos), por lo que el modelo lineal múltiple es el recomendado para este dominio. El techo de R² ≈ 0.32 es coherente con una variable objetivo discreta evaluada por catadores y con solo 1 143 muestras.</w:t>
+        <w:t>El resultado ilustra un caso clásico de sobreajuste: la expansión polinómica multiplica los términos por siete (11 → 77) y mejora el ajuste en entrenamiento (+7.69 puntos de R²), pero empeora en prueba (−3.62 puntos) y se desploma en validación cruzada, que cae de 0.3462 ± 0.043 a 0.2316 ± 0.147. La brecha entrenamiento−CV se multiplica por seis (0.0360 → 0.2275). Con 914 muestras de entrenamiento, 77 parámetros son sencillamente demasiados: el modelo memoriza el ruido de la muestra en lugar de aprender la relación.</w:t>
       </w:r>
     </w:p>
     <w:p>
       <w:pPr>
+        <w:spacing w:after="120"/>
+      </w:pPr>
+      <w:r>
+        <w:rPr>
+          <w:b/>
+        </w:rPr>
+        <w:t>Modelo recomendado: la Regresión Lineal Múltiple.</w:t>
+      </w:r>
+      <w:r>
+        <w:t xml:space="preserve"> El techo de R² ≈ 0.32 no es un defecto del modelo sino del problema: la calidad es una puntuación subjetiva y discreta asignada por catadores —concentrada en los valores 5 y 6— y 11 propiedades químicas no pueden explicar por completo una valoración sensorial.</w:t>
+      </w:r>
+    </w:p>
+    <w:p>
+      <w:pPr>
         <w:pStyle w:val="Ttulo2"/>
       </w:pPr>
-      <w:bookmarkStart w:id="11" w:name="_Toc238047521"/>
+      <w:bookmarkStart w:id="11" w:name="_Toc238202270"/>
       <w:r>
         <w:t>3.3. Fase C: aplicativo</w:t>
       </w:r>
@@ -3609,7 +4362,7 @@
     </w:p>
     <w:p>
       <w:r>
-        <w:t>El aplicativo «Wine Quality Predictor» (wine_predictor_v2.html, servido como índice del caso) es un comparador interactivo con tres modos: Solo Lineal, Comparar Ambos y Solo Polinómico. Permite ajustar las 11 propiedades con campos y deslizadores acotados al rango real del dataset, muestra la predicción de cada modelo, la fórmula con los coeficientes exportados (wine_model_linear.json y wine_model_poly.json) y las métricas de ambos modelos.</w:t>
+        <w:t>El aplicativo «Wine Quality Predictor» (CASO_2/index.html) es un comparador interactivo con tres modos: Solo Lineal, Comparar Ambos y Solo Polinómico. Permite ajustar las 11 propiedades con campos y deslizadores acotados al rango real del dataset, muestra la predicción de cada modelo, la fórmula con los coeficientes y las métricas de ambos. Los dos modelos se cargan mediante fetch desde wine_model_linear.json y wine_model_poly.json: ningún coeficiente está incrustado en el HTML.</w:t>
       </w:r>
     </w:p>
     <w:p>
@@ -3621,9 +4374,8 @@
       <w:pPr>
         <w:pStyle w:val="Ttulo1"/>
       </w:pPr>
-      <w:bookmarkStart w:id="12" w:name="_Toc238047522"/>
+      <w:bookmarkStart w:id="12" w:name="_Toc238202271"/>
       <w:r>
-        <w:lastRenderedPageBreak/>
         <w:t>4. Caso 3 — Diabetes: progresión de la enfermedad</w:t>
       </w:r>
       <w:bookmarkEnd w:id="12"/>
@@ -3632,7 +4384,7 @@
       <w:pPr>
         <w:pStyle w:val="Ttulo2"/>
       </w:pPr>
-      <w:bookmarkStart w:id="13" w:name="_Toc238047523"/>
+      <w:bookmarkStart w:id="13" w:name="_Toc238202272"/>
       <w:r>
         <w:t>4.1. Fase A: análisis exploratorio y preprocesamiento</w:t>
       </w:r>
@@ -3950,7 +4702,7 @@
       <w:pPr>
         <w:pStyle w:val="Ttulo2"/>
       </w:pPr>
-      <w:bookmarkStart w:id="14" w:name="_Toc238047524"/>
+      <w:bookmarkStart w:id="14" w:name="_Toc238202273"/>
       <w:r>
         <w:t>4.2. Fase B: modelamiento y comparativa</w:t>
       </w:r>
@@ -4699,13 +5451,7 @@
               <w:rPr>
                 <w:sz w:val="19"/>
               </w:rPr>
-              <w:t>−</w:t>
-            </w:r>
-            <w:r>
-              <w:rPr>
-                <w:sz w:val="19"/>
-              </w:rPr>
-              <w:t>8.0873</w:t>
+              <w:t>−8.0873</w:t>
             </w:r>
           </w:p>
         </w:tc>
@@ -4722,13 +5468,7 @@
               <w:rPr>
                 <w:sz w:val="19"/>
               </w:rPr>
-              <w:t>−</w:t>
-            </w:r>
-            <w:r>
-              <w:rPr>
-                <w:sz w:val="19"/>
-              </w:rPr>
-              <w:t>171.12</w:t>
+              <w:t>−171.12</w:t>
             </w:r>
           </w:p>
         </w:tc>
@@ -4836,10 +5576,7 @@
     </w:p>
     <w:p>
       <w:r>
-        <w:t>La diferencia en validación cruzada entre el mejor modelo lineal (0.4606) y el mejor polinomial (0.4611) es de +0.0005, frente a una desviación entre particiones de ±0.083: la ventaja aparente es 166 veces menor que el ruido de la propia medición, de modo que ambos modelos son estadísticamente indistinguibles. Por el principio de parsimonia se recomienda la Regresión Lineal Múltiple (OLS, 10 variables): mismo rendimiento con seis veces menos parámetros, coeficientes interpretables, menor brecha entrenamient</w:t>
-      </w:r>
-      <w:r>
-        <w:t>o−CV y sin hiperparámetros que calibrar.</w:t>
+        <w:t>La diferencia en validación cruzada entre el mejor modelo lineal (0.4606) y el mejor polinomial (0.4611) es de +0.0005, frente a una desviación entre particiones de ±0.083: la ventaja aparente es 166 veces menor que el ruido de la propia medición, de modo que ambos modelos son estadísticamente indistinguibles. Por el principio de parsimonia se recomienda la Regresión Lineal Múltiple (OLS, 10 variables): mismo rendimiento con seis veces menos parámetros, coeficientes interpretables, menor brecha entrenamiento−CV y sin hiperparámetros que calibrar.</w:t>
       </w:r>
     </w:p>
     <w:p>
@@ -4851,7 +5588,7 @@
       <w:pPr>
         <w:pStyle w:val="Ttulo2"/>
       </w:pPr>
-      <w:bookmarkStart w:id="15" w:name="_Toc238047525"/>
+      <w:bookmarkStart w:id="15" w:name="_Toc238202274"/>
       <w:r>
         <w:t>4.3. Fase C: aplicativo</w:t>
       </w:r>
@@ -4859,11 +5596,7 @@
     </w:p>
     <w:p>
       <w:r>
-        <w:t xml:space="preserve">El caso se organiza en dos carpetas autocontenidas (1_REGRESION_MULTIPLE y 2_REGRESION_POLINOMIAL), cada una con su train.py reproducible (semilla fija random_state=42), su </w:t>
-      </w:r>
-      <w:r>
-        <w:lastRenderedPageBreak/>
-        <w:t>modelo exportado a model.js, su aplicativo index.html, sus métricas en resultados.json, sus figuras y su informe en formato .md, .docx y .pdf. Los aplicativos permiten ingresar las 10 variables basales en unidades clínicas reales, muestran el cálculo de la progresión estimada y las variables o términos que más pesan en cada predicción. La paridad entre scikit-learn y JavaScript se verificó con precisión de punto flotante (medianas del dataset: Python 155.862491 → JavaScript 155.8624910825692).</w:t>
+        <w:t>El caso se organiza en dos carpetas autocontenidas (1_REGRESION_MULTIPLE y 2_REGRESION_POLINOMIAL), cada una con su train.py reproducible (semilla fija random_state=42), su modelo exportado a model.js, su aplicativo index.html, sus métricas en resultados.json, sus figuras y su informe en formato .md, .docx y .pdf. Los aplicativos permiten ingresar las 10 variables basales en unidades clínicas reales, muestran el cálculo de la progresión estimada y las variables o términos que más pesan en cada predicción. La paridad entre scikit-learn y JavaScript se verificó con precisión de punto flotante (medianas del dataset: Python 155.862491 → JavaScript 155.8624910825692).</w:t>
       </w:r>
     </w:p>
     <w:p>
@@ -4875,16 +5608,15 @@
       <w:pPr>
         <w:pStyle w:val="Ttulo1"/>
       </w:pPr>
-      <w:bookmarkStart w:id="16" w:name="_Toc238047526"/>
+      <w:bookmarkStart w:id="16" w:name="_Toc238202275"/>
       <w:r>
-        <w:lastRenderedPageBreak/>
         <w:t>5. Aplicativo web multi-caso y despliegue</w:t>
       </w:r>
       <w:bookmarkEnd w:id="16"/>
     </w:p>
     <w:p>
       <w:r>
-        <w:t>La Fase C se resuelve con un sitio web estático integrado: una portada institucional (index.html) presenta la matriz de casos y una barra de navegación persistente (Portada, Caso 1, Caso 2 — Vinos, Caso 3) disponible en todas las páginas, de modo que el usuario puede seleccionar cualquiera de los tres casos de estudio e ingresar parámetros para obtener predicciones en tiempo real.</w:t>
+        <w:t>La Fase C se resuelve con una aplicación de página única: index.html presenta una barra superior con botones que alternan entre las siete vistas del taller (Inicio, Caso 1 múltiple, Caso 1 polinómica, Caso 2, Caso 3 resumen, Caso 3 múltiple y Caso 3 polinomial) sin recargar ni abandonar la página. La portada institucional se conserva como portada.html y es la vista de inicio. El usuario puede así seleccionar cualquiera de los tres casos de estudio e ingresar parámetros para obtener predicciones en tiempo real.</w:t>
       </w:r>
     </w:p>
     <w:p>
@@ -4896,10 +5628,7 @@
         <w:rPr>
           <w:b/>
         </w:rPr>
-        <w:t xml:space="preserve">Arquitectura: </w:t>
-      </w:r>
-      <w:r>
-        <w:t>HTML + JavaScript puro, sin dependencias ni proceso de build. Los modelos entrenados en Python se exportan con sus medias, desviaciones, exponentes de la expansión polinómica, coeficientes e intercepto a archivos JSON/JS (modelo.json, wine_model_linear.json, wine_model_poly.json, model.js), y el navegador reproduce exactamente el pipeline de preprocesamiento y predicción.</w:t>
+        <w:t>Arquitectura: HTML + JavaScript puro, sin dependencias ni proceso de build. Los modelos entrenados en Python se exportan con sus medias, desviaciones, exponentes de la expansión polinómica, coeficientes e intercepto a archivos externos (modelo.json, wine_model_linear.json, wine_model_poly.json y los model.js de cada metodología), y el navegador reproduce exactamente el pipeline de preprocesamiento y predicción. Ninguna página lleva el modelo incrustado: todas lo consumen desde su archivo, mediante fetch o mediante &lt;script src&gt;. Por ello el sitio debe servirse por HTTP y no abrirse con doble clic.</w:t>
       </w:r>
     </w:p>
     <w:p>
@@ -4951,7 +5680,7 @@
       <w:pPr>
         <w:pStyle w:val="Ttulo2"/>
       </w:pPr>
-      <w:bookmarkStart w:id="17" w:name="_Toc238047527"/>
+      <w:bookmarkStart w:id="17" w:name="_Toc238202276"/>
       <w:r>
         <w:t>5.1. Estructura del repositorio</w:t>
       </w:r>
@@ -4968,137 +5697,141 @@
         </w:rPr>
         <w:t>CLAUDIOS/</w:t>
       </w:r>
-    </w:p>
-    <w:p>
-      <w:pPr>
-        <w:spacing w:after="20"/>
-      </w:pPr>
       <w:r>
         <w:rPr>
           <w:rFonts w:ascii="Consolas" w:hAnsi="Consolas"/>
           <w:sz w:val="17"/>
         </w:rPr>
-        <w:t>├── index.html                          · portada multi-caso con navegación</w:t>
+        <w:br/>
+        <w:t>├── index.html                     · aplicativo de página única con botones por caso</w:t>
       </w:r>
-    </w:p>
-    <w:p>
-      <w:pPr>
-        <w:spacing w:after="20"/>
-      </w:pPr>
       <w:r>
         <w:rPr>
           <w:rFonts w:ascii="Consolas" w:hAnsi="Consolas"/>
           <w:sz w:val="17"/>
         </w:rPr>
-        <w:t>├── CASO_1/                             · California Housing</w:t>
+        <w:br/>
+        <w:t>├── portada.html                   · portada institucional (vista de inicio)</w:t>
       </w:r>
-    </w:p>
-    <w:p>
-      <w:pPr>
-        <w:spacing w:after="20"/>
-      </w:pPr>
       <w:r>
         <w:rPr>
           <w:rFonts w:ascii="Consolas" w:hAnsi="Consolas"/>
           <w:sz w:val="17"/>
         </w:rPr>
-        <w:t>│   ├── entrenar.py · interfaz.py · index.html</w:t>
+        <w:br/>
+        <w:t>├── README.md · requirements.txt · netlify.toml</w:t>
       </w:r>
-    </w:p>
-    <w:p>
-      <w:pPr>
-        <w:spacing w:after="20"/>
-      </w:pPr>
       <w:r>
         <w:rPr>
           <w:rFonts w:ascii="Consolas" w:hAnsi="Consolas"/>
           <w:sz w:val="17"/>
         </w:rPr>
-        <w:t>│   └── housing.csv · modelo_casas.pkl · modelo.json</w:t>
+        <w:br/>
+        <w:t>├── CASO_1/                        · California Housing</w:t>
       </w:r>
-    </w:p>
-    <w:p>
-      <w:pPr>
-        <w:spacing w:after="20"/>
-      </w:pPr>
       <w:r>
         <w:rPr>
           <w:rFonts w:ascii="Consolas" w:hAnsi="Consolas"/>
           <w:sz w:val="17"/>
         </w:rPr>
-        <w:t>├── CASO_2/                             · Wine Quality</w:t>
+        <w:br/>
+        <w:t>│   ├── CASO_1_analisis.ipynb      · cuaderno: Fases A y B</w:t>
       </w:r>
-    </w:p>
-    <w:p>
-      <w:pPr>
-        <w:spacing w:after="20"/>
-      </w:pPr>
       <w:r>
         <w:rPr>
           <w:rFonts w:ascii="Consolas" w:hAnsi="Consolas"/>
           <w:sz w:val="17"/>
         </w:rPr>
-        <w:t>│   ├── train_wine_model.py · index.html · wine_predictor_v2.html</w:t>
+        <w:br/>
+        <w:t>│   ├── entrenar.py · analisis_fases_a_b.py · interfaz.py</w:t>
       </w:r>
-    </w:p>
-    <w:p>
-      <w:pPr>
-        <w:spacing w:after="20"/>
-      </w:pPr>
       <w:r>
         <w:rPr>
           <w:rFonts w:ascii="Consolas" w:hAnsi="Consolas"/>
           <w:sz w:val="17"/>
         </w:rPr>
-        <w:t>│   └── WineQT.csv · wine_model_linear.json · wine_model_poly.json</w:t>
+        <w:br/>
+        <w:t>│   ├── index.html · modelo.json · modelo_casas.pkl · housing.csv</w:t>
       </w:r>
-    </w:p>
-    <w:p>
-      <w:pPr>
-        <w:spacing w:after="20"/>
-      </w:pPr>
       <w:r>
         <w:rPr>
           <w:rFonts w:ascii="Consolas" w:hAnsi="Consolas"/>
           <w:sz w:val="17"/>
         </w:rPr>
-        <w:t>└── CASO_3/                             · Diabetes</w:t>
+        <w:br/>
+        <w:t>│   └── 1_REGRESION_MULTIPLE/      · train.py · model.js · index.html · figuras/</w:t>
       </w:r>
-    </w:p>
-    <w:p>
-      <w:pPr>
-        <w:spacing w:after="20"/>
-      </w:pPr>
       <w:r>
         <w:rPr>
           <w:rFonts w:ascii="Consolas" w:hAnsi="Consolas"/>
           <w:sz w:val="17"/>
         </w:rPr>
-        <w:t xml:space="preserve">    ├── index.html · INFORME_CONSOLIDADO.pdf · PLAN.md</w:t>
+        <w:br/>
+        <w:t>├── CASO_2/                        · Wine Quality</w:t>
       </w:r>
-    </w:p>
-    <w:p>
-      <w:pPr>
-        <w:spacing w:after="20"/>
-      </w:pPr>
       <w:r>
         <w:rPr>
           <w:rFonts w:ascii="Consolas" w:hAnsi="Consolas"/>
           <w:sz w:val="17"/>
         </w:rPr>
-        <w:t xml:space="preserve">    ├── 1_REGRESION_MULTIPLE/   · train.py · model.js · index.html · figuras/</w:t>
+        <w:br/>
+        <w:t>│   ├── CASO_2_analisis.ipynb      · cuaderno: Fases A y B</w:t>
       </w:r>
-    </w:p>
-    <w:p>
-      <w:pPr>
-        <w:spacing w:after="20"/>
-      </w:pPr>
       <w:r>
         <w:rPr>
           <w:rFonts w:ascii="Consolas" w:hAnsi="Consolas"/>
           <w:sz w:val="17"/>
         </w:rPr>
-        <w:t xml:space="preserve">    └── 2_REGRESION_POLINOMIAL/ · train.py · model.js · index.html · figuras/</w:t>
+        <w:br/>
+        <w:t>│   ├── train_wine_model.py · analisis_fases_a_b.py</w:t>
+      </w:r>
+      <w:r>
+        <w:rPr>
+          <w:rFonts w:ascii="Consolas" w:hAnsi="Consolas"/>
+          <w:sz w:val="17"/>
+        </w:rPr>
+        <w:br/>
+        <w:t>│   └── index.html · wine_model_linear.json · wine_model_poly.json · WineQT.csv</w:t>
+      </w:r>
+      <w:r>
+        <w:rPr>
+          <w:rFonts w:ascii="Consolas" w:hAnsi="Consolas"/>
+          <w:sz w:val="17"/>
+        </w:rPr>
+        <w:br/>
+        <w:t>└── CASO_3/                        · Diabetes</w:t>
+      </w:r>
+      <w:r>
+        <w:rPr>
+          <w:rFonts w:ascii="Consolas" w:hAnsi="Consolas"/>
+          <w:sz w:val="17"/>
+        </w:rPr>
+        <w:br/>
+        <w:t xml:space="preserve">    ├── CASO_3_analisis.ipynb      · cuaderno: Fases A y B</w:t>
+      </w:r>
+      <w:r>
+        <w:rPr>
+          <w:rFonts w:ascii="Consolas" w:hAnsi="Consolas"/>
+          <w:sz w:val="17"/>
+        </w:rPr>
+        <w:br/>
+        <w:t xml:space="preserve">    ├── index.html · INFORME_CONSOLIDADO.pdf · PLAN.md</w:t>
+      </w:r>
+      <w:r>
+        <w:rPr>
+          <w:rFonts w:ascii="Consolas" w:hAnsi="Consolas"/>
+          <w:sz w:val="17"/>
+        </w:rPr>
+        <w:br/>
+        <w:t xml:space="preserve">    ├── 1_REGRESION_MULTIPLE/      · train.py · model.js · index.html · figuras/</w:t>
+      </w:r>
+      <w:r>
+        <w:rPr>
+          <w:rFonts w:ascii="Consolas" w:hAnsi="Consolas"/>
+          <w:sz w:val="17"/>
+        </w:rPr>
+        <w:br/>
+        <w:t xml:space="preserve">    └── 2_REGRESION_POLINOMIAL/    · train.py · model.js · index.html · figuras/</w:t>
       </w:r>
     </w:p>
     <w:p>
@@ -5110,9 +5843,8 @@
       <w:pPr>
         <w:pStyle w:val="Ttulo1"/>
       </w:pPr>
-      <w:bookmarkStart w:id="18" w:name="_Toc238047528"/>
+      <w:bookmarkStart w:id="18" w:name="_Toc238202277"/>
       <w:r>
-        <w:lastRenderedPageBreak/>
         <w:t>6. Capturas del aplicativo en funcionamiento</w:t>
       </w:r>
       <w:bookmarkEnd w:id="18"/>
@@ -5186,7 +5918,6 @@
         <w:rPr>
           <w:noProof/>
         </w:rPr>
-        <w:lastRenderedPageBreak/>
         <w:drawing>
           <wp:inline distT="0" distB="0" distL="0" distR="0" wp14:anchorId="31EC3A66" wp14:editId="4E892CCD">
             <wp:extent cx="5580000" cy="4185000"/>
@@ -5247,7 +5978,6 @@
         <w:rPr>
           <w:noProof/>
         </w:rPr>
-        <w:lastRenderedPageBreak/>
         <w:drawing>
           <wp:inline distT="0" distB="0" distL="0" distR="0" wp14:anchorId="7F8894D4" wp14:editId="35C2797C">
             <wp:extent cx="5580000" cy="4185000"/>
@@ -5308,7 +6038,6 @@
         <w:rPr>
           <w:noProof/>
         </w:rPr>
-        <w:lastRenderedPageBreak/>
         <w:drawing>
           <wp:inline distT="0" distB="0" distL="0" distR="0" wp14:anchorId="00BB5641" wp14:editId="2DE8A4AD">
             <wp:extent cx="5580000" cy="4185000"/>
@@ -5369,7 +6098,6 @@
         <w:rPr>
           <w:noProof/>
         </w:rPr>
-        <w:lastRenderedPageBreak/>
         <w:drawing>
           <wp:inline distT="0" distB="0" distL="0" distR="0" wp14:anchorId="51024901" wp14:editId="5FB78DA1">
             <wp:extent cx="5580000" cy="4185000"/>
@@ -5430,7 +6158,6 @@
         <w:rPr>
           <w:noProof/>
         </w:rPr>
-        <w:lastRenderedPageBreak/>
         <w:drawing>
           <wp:inline distT="0" distB="0" distL="0" distR="0" wp14:anchorId="1FC14EFA" wp14:editId="55FF9F77">
             <wp:extent cx="5580000" cy="4185000"/>
@@ -5491,9 +6218,8 @@
       <w:pPr>
         <w:pStyle w:val="Ttulo1"/>
       </w:pPr>
-      <w:bookmarkStart w:id="19" w:name="_Toc238047529"/>
+      <w:bookmarkStart w:id="19" w:name="_Toc238202278"/>
       <w:r>
-        <w:lastRenderedPageBreak/>
         <w:t>7. Discusión comparativa global entre dominios</w:t>
       </w:r>
       <w:bookmarkEnd w:id="19"/>
@@ -5698,15 +6424,8 @@
             <w:shd w:val="clear" w:color="auto" w:fill="F2F6FC"/>
           </w:tcPr>
           <w:p>
-            <w:pPr>
-              <w:spacing w:after="40"/>
-              <w:jc w:val="center"/>
-            </w:pPr>
-            <w:r>
-              <w:rPr>
-                <w:sz w:val="19"/>
-              </w:rPr>
-              <w:t>Polinómico grado 2</w:t>
+            <w:r>
+              <w:t>Polinómico gr. 2 (por error de prueba)</w:t>
             </w:r>
           </w:p>
         </w:tc>
@@ -5930,15 +6649,8 @@
             <w:tcW w:w="2381" w:type="dxa"/>
           </w:tcPr>
           <w:p>
-            <w:pPr>
-              <w:spacing w:after="40"/>
-              <w:jc w:val="center"/>
-            </w:pPr>
-            <w:r>
-              <w:rPr>
-                <w:sz w:val="19"/>
-              </w:rPr>
-              <w:t>Sí (+3.16 p.p. de R²)</w:t>
+            <w:r>
+              <w:t>En prueba sí (+3.16 p.p.); en CV no</w:t>
             </w:r>
           </w:p>
         </w:tc>
@@ -5947,14 +6659,7 @@
             <w:tcW w:w="2324" w:type="dxa"/>
           </w:tcPr>
           <w:p>
-            <w:pPr>
-              <w:spacing w:after="40"/>
-              <w:jc w:val="center"/>
-            </w:pPr>
-            <w:r>
-              <w:rPr>
-                <w:sz w:val="19"/>
-              </w:rPr>
+            <w:r>
               <w:t>No (sobreajuste: −3.6 p.p.)</w:t>
             </w:r>
           </w:p>
@@ -5964,14 +6669,7 @@
             <w:tcW w:w="2324" w:type="dxa"/>
           </w:tcPr>
           <w:p>
-            <w:pPr>
-              <w:spacing w:after="40"/>
-              <w:jc w:val="center"/>
-            </w:pPr>
-            <w:r>
-              <w:rPr>
-                <w:sz w:val="19"/>
-              </w:rPr>
+            <w:r>
               <w:t>No (indistinguible)</w:t>
             </w:r>
           </w:p>
@@ -5985,7 +6683,7 @@
     </w:p>
     <w:p>
       <w:r>
-        <w:t>La comparación entre dominios deja tres lecciones generales. Primera: la utilidad de la regresión polinomial depende del tamaño muestral y de la estructura real de los datos. Con 20 640 registros y relaciones espaciales genuinamente no lineales (Caso 1), el grado 2 aporta una mejora medible; con 1 143 muestras (Caso 2) la expansión a 77 términos ya sobreajusta; y con 442 pacientes y multicolinealidad estructural (Caso 3) la expansión no encuentra nada que capturar.</w:t>
+        <w:t>La comparación entre dominios deja tres lecciones generales. Primera: la utilidad de la regresión polinomial depende del tamaño muestral y de la estructura real de los datos. Con 20 640 registros y relaciones espaciales genuinamente no lineales (Caso 1) el grado 2 mejora el error de prueba, aunque a costa de una notable pérdida de estabilidad entre particiones; con 1 143 muestras (Caso 2) la expansión a 77 términos ya sobreajusta; y con 442 pacientes y multicolinealidad estructural (Caso 3) la expansión no encuentra nada que capturar.</w:t>
       </w:r>
     </w:p>
     <w:p>
@@ -6007,9 +6705,8 @@
       <w:pPr>
         <w:pStyle w:val="Ttulo1"/>
       </w:pPr>
-      <w:bookmarkStart w:id="20" w:name="_Toc238047530"/>
+      <w:bookmarkStart w:id="20" w:name="_Toc238202279"/>
       <w:r>
-        <w:lastRenderedPageBreak/>
         <w:t>8. Conclusiones técnicas</w:t>
       </w:r>
       <w:bookmarkEnd w:id="20"/>
@@ -6072,7 +6769,7 @@
       <w:pPr>
         <w:pStyle w:val="Ttulo1"/>
       </w:pPr>
-      <w:bookmarkStart w:id="21" w:name="_Toc238047531"/>
+      <w:bookmarkStart w:id="21" w:name="_Toc238202280"/>
       <w:r>
         <w:t>9. Referencias bibliográficas</w:t>
       </w:r>
